--- a/report_template/template_main/gBRCA_rummage_complete_v2.1.2.docx
+++ b/report_template/template_main/gBRCA_rummage_complete_v2.1.2.docx
@@ -185,12 +185,7 @@
     <w:p>
       <w:pPr>
         <w:sectPr>
-          <w:headerReference w:type="even" r:id="rId10"/>
-          <w:headerReference w:type="default" r:id="rId11"/>
-          <w:footerReference w:type="even" r:id="rId12"/>
-          <w:footerReference w:type="default" r:id="rId13"/>
-          <w:headerReference w:type="first" r:id="rId14"/>
-          <w:footerReference w:type="first" r:id="rId15"/>
+          <w:headerReference w:type="default" r:id="rId10"/>
           <w:pgSz w:w="11906" w:h="16838"/>
           <w:pgMar w:top="1361" w:right="782" w:bottom="794" w:left="782" w:header="851" w:footer="992" w:gutter="0"/>
           <w:cols w:space="425"/>
@@ -204,43 +199,7 @@
         <w:rPr>
           <w:highlight w:val="cyan"/>
         </w:rPr>
-        <w:t xml:space="preserve">{%p if </w:t>
-      </w:r>
-      <w:proofErr w:type="spellStart"/>
-      <w:r>
-        <w:rPr>
-          <w:highlight w:val="cyan"/>
-        </w:rPr>
-        <w:t>judge_brca_cnv</w:t>
-      </w:r>
-      <w:proofErr w:type="spellEnd"/>
-      <w:r>
-        <w:rPr>
-          <w:highlight w:val="cyan"/>
-        </w:rPr>
-        <w:t xml:space="preserve"> == “</w:t>
-      </w:r>
-      <w:proofErr w:type="spellStart"/>
-      <w:proofErr w:type="gramStart"/>
-      <w:r>
-        <w:rPr>
-          <w:highlight w:val="cyan"/>
-        </w:rPr>
-        <w:t>mlpa</w:t>
-      </w:r>
-      <w:proofErr w:type="spellEnd"/>
-      <w:r>
-        <w:rPr>
-          <w:highlight w:val="cyan"/>
-        </w:rPr>
-        <w:t>”%</w:t>
-      </w:r>
-      <w:proofErr w:type="gramEnd"/>
-      <w:r>
-        <w:rPr>
-          <w:highlight w:val="cyan"/>
-        </w:rPr>
-        <w:t>}</w:t>
+        <w:t>{%p if judge_brca_cnv == “mlpa”%}</w:t>
       </w:r>
     </w:p>
     <w:p>
@@ -248,21 +207,7 @@
         <w:rPr>
           <w:highlight w:val="yellow"/>
         </w:rPr>
-        <w:t>{%p if var_brca.snv_</w:t>
-      </w:r>
-      <w:proofErr w:type="gramStart"/>
-      <w:r>
-        <w:rPr>
-          <w:highlight w:val="yellow"/>
-        </w:rPr>
-        <w:t>s.B</w:t>
-      </w:r>
-      <w:proofErr w:type="gramEnd"/>
-      <w:r>
-        <w:rPr>
-          <w:highlight w:val="yellow"/>
-        </w:rPr>
-        <w:t>1_L5 + var_brca.snv_s.B2_L5 + var_brca.mlpa_v2.B1_mlpa_L5 + var_brca.mlpa_v2.B2_mlpa_L5 + var_brca.snv_s.B1_L4 + var_brca.snv_s.B2_L4 + var_brca.mlpa_v2.B1_mlpa_L4 + var_brca.mlpa_v2.B2_mlpa_L4 %}</w:t>
+        <w:t>{%p if var_brca.snv_s.B1_L5 + var_brca.snv_s.B2_L5 + var_brca.mlpa_v2.B1_mlpa_L5 + var_brca.mlpa_v2.B2_mlpa_L5 + var_brca.snv_s.B1_L4 + var_brca.snv_s.B2_L4 + var_brca.mlpa_v2.B1_mlpa_L4 + var_brca.mlpa_v2.B2_mlpa_L4 %}</w:t>
       </w:r>
     </w:p>
     <w:p>
@@ -316,21 +261,7 @@
         <w:rPr>
           <w:highlight w:val="green"/>
         </w:rPr>
-        <w:t xml:space="preserve"> </w:t>
-      </w:r>
-      <w:proofErr w:type="spellStart"/>
-      <w:r>
-        <w:rPr>
-          <w:highlight w:val="green"/>
-        </w:rPr>
-        <w:t>sample.tumor_names_cn</w:t>
-      </w:r>
-      <w:proofErr w:type="spellEnd"/>
-      <w:r>
-        <w:rPr>
-          <w:highlight w:val="green"/>
-        </w:rPr>
-        <w:t>%}</w:t>
+        <w:t xml:space="preserve"> sample.tumor_names_cn%}</w:t>
       </w:r>
     </w:p>
     <w:tbl>
@@ -709,20 +640,8 @@
                 <w:sz w:val="28"/>
                 <w:szCs w:val="28"/>
               </w:rPr>
-              <w:t>检测总</w:t>
-            </w:r>
-            <w:proofErr w:type="gramStart"/>
-            <w:r>
-              <w:rPr>
-                <w:rFonts w:ascii="思源黑体 CN Normal" w:eastAsia="思源黑体 CN Normal" w:hAnsi="思源黑体 CN Normal" w:hint="eastAsia"/>
-                <w:b/>
-                <w:color w:val="1E7648"/>
-                <w:sz w:val="28"/>
-                <w:szCs w:val="28"/>
-              </w:rPr>
-              <w:t>览</w:t>
-            </w:r>
-            <w:proofErr w:type="gramEnd"/>
+              <w:t>检测总览</w:t>
+            </w:r>
           </w:p>
         </w:tc>
       </w:tr>
@@ -2652,20 +2571,8 @@
                 <w:sz w:val="28"/>
                 <w:szCs w:val="28"/>
               </w:rPr>
-              <w:t>检测总</w:t>
-            </w:r>
-            <w:proofErr w:type="gramStart"/>
-            <w:r>
-              <w:rPr>
-                <w:rFonts w:ascii="思源黑体 CN Normal" w:eastAsia="思源黑体 CN Normal" w:hAnsi="思源黑体 CN Normal" w:hint="eastAsia"/>
-                <w:b/>
-                <w:color w:val="1E7648"/>
-                <w:sz w:val="28"/>
-                <w:szCs w:val="28"/>
-              </w:rPr>
-              <w:t>览</w:t>
-            </w:r>
-            <w:proofErr w:type="gramEnd"/>
+              <w:t>检测总览</w:t>
+            </w:r>
           </w:p>
         </w:tc>
       </w:tr>
@@ -3969,21 +3876,7 @@
         <w:rPr>
           <w:highlight w:val="green"/>
         </w:rPr>
-        <w:t xml:space="preserve"> </w:t>
-      </w:r>
-      <w:proofErr w:type="spellStart"/>
-      <w:r>
-        <w:rPr>
-          <w:highlight w:val="green"/>
-        </w:rPr>
-        <w:t>sample.tumor_names_cn</w:t>
-      </w:r>
-      <w:proofErr w:type="spellEnd"/>
-      <w:r>
-        <w:rPr>
-          <w:highlight w:val="green"/>
-        </w:rPr>
-        <w:t>%}</w:t>
+        <w:t xml:space="preserve"> sample.tumor_names_cn%}</w:t>
       </w:r>
     </w:p>
     <w:tbl>
@@ -4358,20 +4251,8 @@
                 <w:sz w:val="28"/>
                 <w:szCs w:val="28"/>
               </w:rPr>
-              <w:t>检测总</w:t>
-            </w:r>
-            <w:proofErr w:type="gramStart"/>
-            <w:r>
-              <w:rPr>
-                <w:rFonts w:ascii="思源黑体 CN Normal" w:eastAsia="思源黑体 CN Normal" w:hAnsi="思源黑体 CN Normal" w:hint="eastAsia"/>
-                <w:b/>
-                <w:color w:val="1E7648"/>
-                <w:sz w:val="28"/>
-                <w:szCs w:val="28"/>
-              </w:rPr>
-              <w:t>览</w:t>
-            </w:r>
-            <w:proofErr w:type="gramEnd"/>
+              <w:t>检测总览</w:t>
+            </w:r>
           </w:p>
         </w:tc>
       </w:tr>
@@ -6025,20 +5906,8 @@
                 <w:sz w:val="28"/>
                 <w:szCs w:val="28"/>
               </w:rPr>
-              <w:t>检测总</w:t>
-            </w:r>
-            <w:proofErr w:type="gramStart"/>
-            <w:r>
-              <w:rPr>
-                <w:rFonts w:ascii="思源黑体 CN Normal" w:eastAsia="思源黑体 CN Normal" w:hAnsi="思源黑体 CN Normal" w:hint="eastAsia"/>
-                <w:b/>
-                <w:color w:val="1E7648"/>
-                <w:sz w:val="28"/>
-                <w:szCs w:val="28"/>
-              </w:rPr>
-              <w:t>览</w:t>
-            </w:r>
-            <w:proofErr w:type="gramEnd"/>
+              <w:t>检测总览</w:t>
+            </w:r>
           </w:p>
         </w:tc>
       </w:tr>
@@ -7073,21 +6942,7 @@
         <w:rPr>
           <w:highlight w:val="yellow"/>
         </w:rPr>
-        <w:t>{%p if var_brca.snv_</w:t>
-      </w:r>
-      <w:proofErr w:type="gramStart"/>
-      <w:r>
-        <w:rPr>
-          <w:highlight w:val="yellow"/>
-        </w:rPr>
-        <w:t>s.B</w:t>
-      </w:r>
-      <w:proofErr w:type="gramEnd"/>
-      <w:r>
-        <w:rPr>
-          <w:highlight w:val="yellow"/>
-        </w:rPr>
-        <w:t>1_L5 + var_brca.snv_s.B2_L5 + var_brca.gcnv_v2.B1_gcnv_L5 + var_brca.gcnv_v2.B2_gcnv_L5 + var_brca.snv_s.B1_L4 + var_brca.snv_s.B2_L4 + var_brca.gcnv_v2.B1_gcnv_L4 + var_brca.gcnv_v2.B2_gcnv_L4 %}</w:t>
+        <w:t>{%p if var_brca.snv_s.B1_L5 + var_brca.snv_s.B2_L5 + var_brca.gcnv_v2.B1_gcnv_L5 + var_brca.gcnv_v2.B2_gcnv_L5 + var_brca.snv_s.B1_L4 + var_brca.snv_s.B2_L4 + var_brca.gcnv_v2.B1_gcnv_L4 + var_brca.gcnv_v2.B2_gcnv_L4 %}</w:t>
       </w:r>
     </w:p>
     <w:p>
@@ -7141,21 +6996,7 @@
         <w:rPr>
           <w:highlight w:val="green"/>
         </w:rPr>
-        <w:t xml:space="preserve"> </w:t>
-      </w:r>
-      <w:proofErr w:type="spellStart"/>
-      <w:r>
-        <w:rPr>
-          <w:highlight w:val="green"/>
-        </w:rPr>
-        <w:t>sample.tumor_names_cn</w:t>
-      </w:r>
-      <w:proofErr w:type="spellEnd"/>
-      <w:r>
-        <w:rPr>
-          <w:highlight w:val="green"/>
-        </w:rPr>
-        <w:t>%}</w:t>
+        <w:t xml:space="preserve"> sample.tumor_names_cn%}</w:t>
       </w:r>
     </w:p>
     <w:tbl>
@@ -7534,20 +7375,8 @@
                 <w:sz w:val="28"/>
                 <w:szCs w:val="28"/>
               </w:rPr>
-              <w:t>检测总</w:t>
-            </w:r>
-            <w:proofErr w:type="gramStart"/>
-            <w:r>
-              <w:rPr>
-                <w:rFonts w:ascii="思源黑体 CN Normal" w:eastAsia="思源黑体 CN Normal" w:hAnsi="思源黑体 CN Normal" w:hint="eastAsia"/>
-                <w:b/>
-                <w:color w:val="1E7648"/>
-                <w:sz w:val="28"/>
-                <w:szCs w:val="28"/>
-              </w:rPr>
-              <w:t>览</w:t>
-            </w:r>
-            <w:proofErr w:type="gramEnd"/>
+              <w:t>检测总览</w:t>
+            </w:r>
           </w:p>
         </w:tc>
       </w:tr>
@@ -9466,20 +9295,8 @@
                 <w:sz w:val="28"/>
                 <w:szCs w:val="28"/>
               </w:rPr>
-              <w:t>检测总</w:t>
-            </w:r>
-            <w:proofErr w:type="gramStart"/>
-            <w:r>
-              <w:rPr>
-                <w:rFonts w:ascii="思源黑体 CN Normal" w:eastAsia="思源黑体 CN Normal" w:hAnsi="思源黑体 CN Normal" w:hint="eastAsia"/>
-                <w:b/>
-                <w:color w:val="1E7648"/>
-                <w:sz w:val="28"/>
-                <w:szCs w:val="28"/>
-              </w:rPr>
-              <w:t>览</w:t>
-            </w:r>
-            <w:proofErr w:type="gramEnd"/>
+              <w:t>检测总览</w:t>
+            </w:r>
           </w:p>
         </w:tc>
       </w:tr>
@@ -10783,21 +10600,7 @@
         <w:rPr>
           <w:highlight w:val="green"/>
         </w:rPr>
-        <w:t xml:space="preserve"> </w:t>
-      </w:r>
-      <w:proofErr w:type="spellStart"/>
-      <w:r>
-        <w:rPr>
-          <w:highlight w:val="green"/>
-        </w:rPr>
-        <w:t>sample.tumor_names_cn</w:t>
-      </w:r>
-      <w:proofErr w:type="spellEnd"/>
-      <w:r>
-        <w:rPr>
-          <w:highlight w:val="green"/>
-        </w:rPr>
-        <w:t>%}</w:t>
+        <w:t xml:space="preserve"> sample.tumor_names_cn%}</w:t>
       </w:r>
     </w:p>
     <w:tbl>
@@ -11172,20 +10975,8 @@
                 <w:sz w:val="28"/>
                 <w:szCs w:val="28"/>
               </w:rPr>
-              <w:t>检测总</w:t>
-            </w:r>
-            <w:proofErr w:type="gramStart"/>
-            <w:r>
-              <w:rPr>
-                <w:rFonts w:ascii="思源黑体 CN Normal" w:eastAsia="思源黑体 CN Normal" w:hAnsi="思源黑体 CN Normal" w:hint="eastAsia"/>
-                <w:b/>
-                <w:color w:val="1E7648"/>
-                <w:sz w:val="28"/>
-                <w:szCs w:val="28"/>
-              </w:rPr>
-              <w:t>览</w:t>
-            </w:r>
-            <w:proofErr w:type="gramEnd"/>
+              <w:t>检测总览</w:t>
+            </w:r>
           </w:p>
         </w:tc>
       </w:tr>
@@ -12839,20 +12630,8 @@
                 <w:sz w:val="28"/>
                 <w:szCs w:val="28"/>
               </w:rPr>
-              <w:t>检测总</w:t>
-            </w:r>
-            <w:proofErr w:type="gramStart"/>
-            <w:r>
-              <w:rPr>
-                <w:rFonts w:ascii="思源黑体 CN Normal" w:eastAsia="思源黑体 CN Normal" w:hAnsi="思源黑体 CN Normal" w:hint="eastAsia"/>
-                <w:b/>
-                <w:color w:val="1E7648"/>
-                <w:sz w:val="28"/>
-                <w:szCs w:val="28"/>
-              </w:rPr>
-              <w:t>览</w:t>
-            </w:r>
-            <w:proofErr w:type="gramEnd"/>
+              <w:t>检测总览</w:t>
+            </w:r>
           </w:p>
         </w:tc>
       </w:tr>
@@ -13860,8 +13639,8 @@
     <w:p>
       <w:pPr>
         <w:sectPr>
-          <w:headerReference w:type="default" r:id="rId16"/>
-          <w:footerReference w:type="default" r:id="rId17"/>
+          <w:headerReference w:type="default" r:id="rId11"/>
+          <w:footerReference w:type="default" r:id="rId12"/>
           <w:pgSz w:w="11906" w:h="16838"/>
           <w:pgMar w:top="1361" w:right="782" w:bottom="567" w:left="782" w:header="567" w:footer="284" w:gutter="0"/>
           <w:pgNumType w:start="1"/>
@@ -14137,21 +13916,8 @@
                 <w:sz w:val="28"/>
                 <w:szCs w:val="28"/>
               </w:rPr>
-              <w:t>检测总</w:t>
-            </w:r>
-            <w:proofErr w:type="gramStart"/>
-            <w:r>
-              <w:rPr>
-                <w:rFonts w:ascii="思源黑体 CN Bold" w:eastAsia="思源黑体 CN Bold" w:hAnsi="思源黑体 CN Bold" w:hint="eastAsia"/>
-                <w:b/>
-                <w:bCs/>
-                <w:color w:val="1E7648"/>
-                <w:sz w:val="28"/>
-                <w:szCs w:val="28"/>
-              </w:rPr>
-              <w:t>览</w:t>
-            </w:r>
-            <w:proofErr w:type="gramEnd"/>
+              <w:t>检测总览</w:t>
+            </w:r>
           </w:p>
         </w:tc>
       </w:tr>
@@ -14481,25 +14247,7 @@
                 <w:sz w:val="17"/>
                 <w:szCs w:val="17"/>
               </w:rPr>
-              <w:t>{{</w:t>
-            </w:r>
-            <w:proofErr w:type="spellStart"/>
-            <w:r>
-              <w:rPr>
-                <w:rFonts w:ascii="思源黑体 CN Normal" w:eastAsia="思源黑体 CN Normal" w:hAnsi="思源黑体 CN Normal"/>
-                <w:sz w:val="17"/>
-                <w:szCs w:val="17"/>
-              </w:rPr>
-              <w:t>sample.ngs_platform|e</w:t>
-            </w:r>
-            <w:proofErr w:type="spellEnd"/>
-            <w:r>
-              <w:rPr>
-                <w:rFonts w:ascii="思源黑体 CN Normal" w:eastAsia="思源黑体 CN Normal" w:hAnsi="思源黑体 CN Normal"/>
-                <w:sz w:val="17"/>
-                <w:szCs w:val="17"/>
-              </w:rPr>
-              <w:t>}}</w:t>
+              <w:t>{{sample.ngs_platform|e}}</w:t>
             </w:r>
           </w:p>
         </w:tc>
@@ -14603,25 +14351,7 @@
                 <w:sz w:val="17"/>
                 <w:szCs w:val="17"/>
               </w:rPr>
-              <w:t>基因全编码区及外显子-内含子连接区、部分UTR区（非翻译区）和内含子</w:t>
-            </w:r>
-            <w:proofErr w:type="gramStart"/>
-            <w:r>
-              <w:rPr>
-                <w:rFonts w:ascii="思源黑体 CN Normal" w:eastAsia="思源黑体 CN Normal" w:hAnsi="思源黑体 CN Normal"/>
-                <w:sz w:val="17"/>
-                <w:szCs w:val="17"/>
-              </w:rPr>
-              <w:t>区热点</w:t>
-            </w:r>
-            <w:proofErr w:type="gramEnd"/>
-            <w:r>
-              <w:rPr>
-                <w:rFonts w:ascii="思源黑体 CN Normal" w:eastAsia="思源黑体 CN Normal" w:hAnsi="思源黑体 CN Normal"/>
-                <w:sz w:val="17"/>
-                <w:szCs w:val="17"/>
-              </w:rPr>
-              <w:t>变异；</w:t>
+              <w:t>基因全编码区及外显子-内含子连接区、部分UTR区（非翻译区）和内含子区热点变异；</w:t>
             </w:r>
           </w:p>
           <w:p>
@@ -14770,7 +14500,6 @@
                 <w:szCs w:val="18"/>
               </w:rPr>
             </w:pPr>
-            <w:proofErr w:type="gramStart"/>
             <w:r>
               <w:rPr>
                 <w:rFonts w:ascii="思源黑体 CN Bold" w:eastAsia="思源黑体 CN Bold" w:hAnsi="思源黑体 CN Bold" w:hint="eastAsia"/>
@@ -14782,7 +14511,6 @@
               </w:rPr>
               <w:t>适检人群</w:t>
             </w:r>
-            <w:proofErr w:type="gramEnd"/>
           </w:p>
         </w:tc>
         <w:tc>
@@ -14894,23 +14622,13 @@
                 <w:szCs w:val="17"/>
               </w:rPr>
             </w:pPr>
-            <w:proofErr w:type="gramStart"/>
             <w:r>
               <w:rPr>
                 <w:rFonts w:ascii="思源黑体 CN Normal" w:eastAsia="思源黑体 CN Normal" w:hAnsi="思源黑体 CN Normal"/>
                 <w:sz w:val="17"/>
                 <w:szCs w:val="17"/>
               </w:rPr>
-              <w:t>德系犹太</w:t>
-            </w:r>
-            <w:proofErr w:type="gramEnd"/>
-            <w:r>
-              <w:rPr>
-                <w:rFonts w:ascii="思源黑体 CN Normal" w:eastAsia="思源黑体 CN Normal" w:hAnsi="思源黑体 CN Normal"/>
-                <w:sz w:val="17"/>
-                <w:szCs w:val="17"/>
-              </w:rPr>
-              <w:t>裔</w:t>
+              <w:t>德系犹太裔</w:t>
             </w:r>
           </w:p>
           <w:p>
@@ -15337,51 +15055,7 @@
           <w:szCs w:val="13"/>
           <w:highlight w:val="magenta"/>
         </w:rPr>
-        <w:t xml:space="preserve">{{r </w:t>
-      </w:r>
-      <w:proofErr w:type="spellStart"/>
-      <w:r>
-        <w:rPr>
-          <w:rFonts w:ascii="思源黑体 CN Light" w:eastAsia="思源黑体 CN Light" w:hAnsi="思源黑体 CN Light"/>
-          <w:color w:val="595959" w:themeColor="text1" w:themeTint="A6"/>
-          <w:sz w:val="13"/>
-          <w:szCs w:val="13"/>
-          <w:highlight w:val="magenta"/>
-        </w:rPr>
-        <w:t>page_</w:t>
-      </w:r>
-      <w:proofErr w:type="gramStart"/>
-      <w:r>
-        <w:rPr>
-          <w:rFonts w:ascii="思源黑体 CN Light" w:eastAsia="思源黑体 CN Light" w:hAnsi="思源黑体 CN Light"/>
-          <w:color w:val="595959" w:themeColor="text1" w:themeTint="A6"/>
-          <w:sz w:val="13"/>
-          <w:szCs w:val="13"/>
-          <w:highlight w:val="magenta"/>
-        </w:rPr>
-        <w:t>break</w:t>
-      </w:r>
-      <w:proofErr w:type="spellEnd"/>
-      <w:r>
-        <w:rPr>
-          <w:rFonts w:ascii="思源黑体 CN Light" w:eastAsia="思源黑体 CN Light" w:hAnsi="思源黑体 CN Light"/>
-          <w:color w:val="595959" w:themeColor="text1" w:themeTint="A6"/>
-          <w:sz w:val="13"/>
-          <w:szCs w:val="13"/>
-          <w:highlight w:val="magenta"/>
-        </w:rPr>
-        <w:t xml:space="preserve"> }</w:t>
-      </w:r>
-      <w:proofErr w:type="gramEnd"/>
-      <w:r>
-        <w:rPr>
-          <w:rFonts w:ascii="思源黑体 CN Light" w:eastAsia="思源黑体 CN Light" w:hAnsi="思源黑体 CN Light"/>
-          <w:color w:val="595959" w:themeColor="text1" w:themeTint="A6"/>
-          <w:sz w:val="13"/>
-          <w:szCs w:val="13"/>
-          <w:highlight w:val="magenta"/>
-        </w:rPr>
-        <w:t>}</w:t>
+        <w:t>{{r page_break }}</w:t>
       </w:r>
     </w:p>
     <w:p>
@@ -15781,51 +15455,7 @@
           <w:szCs w:val="16"/>
           <w:highlight w:val="magenta"/>
         </w:rPr>
-        <w:t xml:space="preserve">{% if </w:t>
-      </w:r>
-      <w:proofErr w:type="spellStart"/>
-      <w:r>
-        <w:rPr>
-          <w:rFonts w:ascii="思源黑体 CN Normal" w:eastAsia="思源黑体 CN Normal" w:hAnsi="思源黑体 CN Normal"/>
-          <w:color w:val="000000" w:themeColor="text1"/>
-          <w:sz w:val="16"/>
-          <w:szCs w:val="16"/>
-          <w:highlight w:val="magenta"/>
-        </w:rPr>
-        <w:t>judge_brca_cnv</w:t>
-      </w:r>
-      <w:proofErr w:type="spellEnd"/>
-      <w:r>
-        <w:rPr>
-          <w:rFonts w:ascii="思源黑体 CN Normal" w:eastAsia="思源黑体 CN Normal" w:hAnsi="思源黑体 CN Normal"/>
-          <w:color w:val="000000" w:themeColor="text1"/>
-          <w:sz w:val="16"/>
-          <w:szCs w:val="16"/>
-          <w:highlight w:val="magenta"/>
-        </w:rPr>
-        <w:t xml:space="preserve"> == “</w:t>
-      </w:r>
-      <w:proofErr w:type="spellStart"/>
-      <w:r>
-        <w:rPr>
-          <w:rFonts w:ascii="思源黑体 CN Normal" w:eastAsia="思源黑体 CN Normal" w:hAnsi="思源黑体 CN Normal"/>
-          <w:color w:val="000000" w:themeColor="text1"/>
-          <w:sz w:val="16"/>
-          <w:szCs w:val="16"/>
-          <w:highlight w:val="magenta"/>
-        </w:rPr>
-        <w:t>mlpa</w:t>
-      </w:r>
-      <w:proofErr w:type="spellEnd"/>
-      <w:r>
-        <w:rPr>
-          <w:rFonts w:ascii="思源黑体 CN Normal" w:eastAsia="思源黑体 CN Normal" w:hAnsi="思源黑体 CN Normal"/>
-          <w:color w:val="000000" w:themeColor="text1"/>
-          <w:sz w:val="16"/>
-          <w:szCs w:val="16"/>
-          <w:highlight w:val="magenta"/>
-        </w:rPr>
-        <w:t>”%}</w:t>
+        <w:t>{% if judge_brca_cnv == “mlpa”%}</w:t>
       </w:r>
       <w:r>
         <w:rPr>
@@ -16122,51 +15752,7 @@
           <w:szCs w:val="13"/>
           <w:highlight w:val="magenta"/>
         </w:rPr>
-        <w:t xml:space="preserve">{{r </w:t>
-      </w:r>
-      <w:proofErr w:type="spellStart"/>
-      <w:r>
-        <w:rPr>
-          <w:rFonts w:ascii="思源黑体 CN Light" w:eastAsia="思源黑体 CN Light" w:hAnsi="思源黑体 CN Light"/>
-          <w:color w:val="595959" w:themeColor="text1" w:themeTint="A6"/>
-          <w:sz w:val="13"/>
-          <w:szCs w:val="13"/>
-          <w:highlight w:val="magenta"/>
-        </w:rPr>
-        <w:t>page_</w:t>
-      </w:r>
-      <w:proofErr w:type="gramStart"/>
-      <w:r>
-        <w:rPr>
-          <w:rFonts w:ascii="思源黑体 CN Light" w:eastAsia="思源黑体 CN Light" w:hAnsi="思源黑体 CN Light"/>
-          <w:color w:val="595959" w:themeColor="text1" w:themeTint="A6"/>
-          <w:sz w:val="13"/>
-          <w:szCs w:val="13"/>
-          <w:highlight w:val="magenta"/>
-        </w:rPr>
-        <w:t>break</w:t>
-      </w:r>
-      <w:proofErr w:type="spellEnd"/>
-      <w:r>
-        <w:rPr>
-          <w:rFonts w:ascii="思源黑体 CN Light" w:eastAsia="思源黑体 CN Light" w:hAnsi="思源黑体 CN Light"/>
-          <w:color w:val="595959" w:themeColor="text1" w:themeTint="A6"/>
-          <w:sz w:val="13"/>
-          <w:szCs w:val="13"/>
-          <w:highlight w:val="magenta"/>
-        </w:rPr>
-        <w:t xml:space="preserve"> }</w:t>
-      </w:r>
-      <w:proofErr w:type="gramEnd"/>
-      <w:r>
-        <w:rPr>
-          <w:rFonts w:ascii="思源黑体 CN Light" w:eastAsia="思源黑体 CN Light" w:hAnsi="思源黑体 CN Light"/>
-          <w:color w:val="595959" w:themeColor="text1" w:themeTint="A6"/>
-          <w:sz w:val="13"/>
-          <w:szCs w:val="13"/>
-          <w:highlight w:val="magenta"/>
-        </w:rPr>
-        <w:t>}</w:t>
+        <w:t>{{r page_break }}</w:t>
       </w:r>
     </w:p>
     <w:tbl>
@@ -16741,27 +16327,7 @@
           <w:szCs w:val="16"/>
           <w:highlight w:val="blue"/>
         </w:rPr>
-        <w:t xml:space="preserve">{%p if “健康” not in </w:t>
-      </w:r>
-      <w:proofErr w:type="spellStart"/>
-      <w:r>
-        <w:rPr>
-          <w:rFonts w:ascii="思源黑体 CN Normal" w:eastAsia="思源黑体 CN Normal" w:hAnsi="思源黑体 CN Normal"/>
-          <w:sz w:val="16"/>
-          <w:szCs w:val="16"/>
-          <w:highlight w:val="blue"/>
-        </w:rPr>
-        <w:t>sample.tumor_names_cn</w:t>
-      </w:r>
-      <w:proofErr w:type="spellEnd"/>
-      <w:r>
-        <w:rPr>
-          <w:rFonts w:ascii="思源黑体 CN Normal" w:eastAsia="思源黑体 CN Normal" w:hAnsi="思源黑体 CN Normal"/>
-          <w:sz w:val="16"/>
-          <w:szCs w:val="16"/>
-          <w:highlight w:val="blue"/>
-        </w:rPr>
-        <w:t>%}</w:t>
+        <w:t>{%p if “健康” not in sample.tumor_names_cn%}</w:t>
       </w:r>
     </w:p>
     <w:p>
@@ -16781,51 +16347,7 @@
           <w:szCs w:val="13"/>
           <w:highlight w:val="magenta"/>
         </w:rPr>
-        <w:t xml:space="preserve">{{r </w:t>
-      </w:r>
-      <w:proofErr w:type="spellStart"/>
-      <w:r>
-        <w:rPr>
-          <w:rFonts w:ascii="思源黑体 CN Light" w:eastAsia="思源黑体 CN Light" w:hAnsi="思源黑体 CN Light"/>
-          <w:color w:val="595959" w:themeColor="text1" w:themeTint="A6"/>
-          <w:sz w:val="13"/>
-          <w:szCs w:val="13"/>
-          <w:highlight w:val="magenta"/>
-        </w:rPr>
-        <w:t>page_</w:t>
-      </w:r>
-      <w:proofErr w:type="gramStart"/>
-      <w:r>
-        <w:rPr>
-          <w:rFonts w:ascii="思源黑体 CN Light" w:eastAsia="思源黑体 CN Light" w:hAnsi="思源黑体 CN Light"/>
-          <w:color w:val="595959" w:themeColor="text1" w:themeTint="A6"/>
-          <w:sz w:val="13"/>
-          <w:szCs w:val="13"/>
-          <w:highlight w:val="magenta"/>
-        </w:rPr>
-        <w:t>break</w:t>
-      </w:r>
-      <w:proofErr w:type="spellEnd"/>
-      <w:r>
-        <w:rPr>
-          <w:rFonts w:ascii="思源黑体 CN Light" w:eastAsia="思源黑体 CN Light" w:hAnsi="思源黑体 CN Light"/>
-          <w:color w:val="595959" w:themeColor="text1" w:themeTint="A6"/>
-          <w:sz w:val="13"/>
-          <w:szCs w:val="13"/>
-          <w:highlight w:val="magenta"/>
-        </w:rPr>
-        <w:t xml:space="preserve"> }</w:t>
-      </w:r>
-      <w:proofErr w:type="gramEnd"/>
-      <w:r>
-        <w:rPr>
-          <w:rFonts w:ascii="思源黑体 CN Light" w:eastAsia="思源黑体 CN Light" w:hAnsi="思源黑体 CN Light"/>
-          <w:color w:val="595959" w:themeColor="text1" w:themeTint="A6"/>
-          <w:sz w:val="13"/>
-          <w:szCs w:val="13"/>
-          <w:highlight w:val="magenta"/>
-        </w:rPr>
-        <w:t>}</w:t>
+        <w:t>{{r page_break }}</w:t>
       </w:r>
     </w:p>
     <w:tbl>
@@ -17190,51 +16712,7 @@
           <w:szCs w:val="13"/>
           <w:highlight w:val="magenta"/>
         </w:rPr>
-        <w:t xml:space="preserve">{{r </w:t>
-      </w:r>
-      <w:proofErr w:type="spellStart"/>
-      <w:r>
-        <w:rPr>
-          <w:rFonts w:ascii="思源黑体 CN Light" w:eastAsia="思源黑体 CN Light" w:hAnsi="思源黑体 CN Light"/>
-          <w:color w:val="595959" w:themeColor="text1" w:themeTint="A6"/>
-          <w:sz w:val="13"/>
-          <w:szCs w:val="13"/>
-          <w:highlight w:val="magenta"/>
-        </w:rPr>
-        <w:t>page_</w:t>
-      </w:r>
-      <w:proofErr w:type="gramStart"/>
-      <w:r>
-        <w:rPr>
-          <w:rFonts w:ascii="思源黑体 CN Light" w:eastAsia="思源黑体 CN Light" w:hAnsi="思源黑体 CN Light"/>
-          <w:color w:val="595959" w:themeColor="text1" w:themeTint="A6"/>
-          <w:sz w:val="13"/>
-          <w:szCs w:val="13"/>
-          <w:highlight w:val="magenta"/>
-        </w:rPr>
-        <w:t>break</w:t>
-      </w:r>
-      <w:proofErr w:type="spellEnd"/>
-      <w:r>
-        <w:rPr>
-          <w:rFonts w:ascii="思源黑体 CN Light" w:eastAsia="思源黑体 CN Light" w:hAnsi="思源黑体 CN Light"/>
-          <w:color w:val="595959" w:themeColor="text1" w:themeTint="A6"/>
-          <w:sz w:val="13"/>
-          <w:szCs w:val="13"/>
-          <w:highlight w:val="magenta"/>
-        </w:rPr>
-        <w:t xml:space="preserve"> }</w:t>
-      </w:r>
-      <w:proofErr w:type="gramEnd"/>
-      <w:r>
-        <w:rPr>
-          <w:rFonts w:ascii="思源黑体 CN Light" w:eastAsia="思源黑体 CN Light" w:hAnsi="思源黑体 CN Light"/>
-          <w:color w:val="595959" w:themeColor="text1" w:themeTint="A6"/>
-          <w:sz w:val="13"/>
-          <w:szCs w:val="13"/>
-          <w:highlight w:val="magenta"/>
-        </w:rPr>
-        <w:t>}</w:t>
+        <w:t>{{r page_break }}</w:t>
       </w:r>
     </w:p>
     <w:tbl>
@@ -17636,51 +17114,7 @@
           <w:szCs w:val="13"/>
           <w:highlight w:val="magenta"/>
         </w:rPr>
-        <w:t xml:space="preserve">{{r </w:t>
-      </w:r>
-      <w:proofErr w:type="spellStart"/>
-      <w:r>
-        <w:rPr>
-          <w:rFonts w:ascii="思源黑体 CN Light" w:eastAsia="思源黑体 CN Light" w:hAnsi="思源黑体 CN Light"/>
-          <w:color w:val="595959" w:themeColor="text1" w:themeTint="A6"/>
-          <w:sz w:val="13"/>
-          <w:szCs w:val="13"/>
-          <w:highlight w:val="magenta"/>
-        </w:rPr>
-        <w:t>page_</w:t>
-      </w:r>
-      <w:proofErr w:type="gramStart"/>
-      <w:r>
-        <w:rPr>
-          <w:rFonts w:ascii="思源黑体 CN Light" w:eastAsia="思源黑体 CN Light" w:hAnsi="思源黑体 CN Light"/>
-          <w:color w:val="595959" w:themeColor="text1" w:themeTint="A6"/>
-          <w:sz w:val="13"/>
-          <w:szCs w:val="13"/>
-          <w:highlight w:val="magenta"/>
-        </w:rPr>
-        <w:t>break</w:t>
-      </w:r>
-      <w:proofErr w:type="spellEnd"/>
-      <w:r>
-        <w:rPr>
-          <w:rFonts w:ascii="思源黑体 CN Light" w:eastAsia="思源黑体 CN Light" w:hAnsi="思源黑体 CN Light"/>
-          <w:color w:val="595959" w:themeColor="text1" w:themeTint="A6"/>
-          <w:sz w:val="13"/>
-          <w:szCs w:val="13"/>
-          <w:highlight w:val="magenta"/>
-        </w:rPr>
-        <w:t xml:space="preserve"> }</w:t>
-      </w:r>
-      <w:proofErr w:type="gramEnd"/>
-      <w:r>
-        <w:rPr>
-          <w:rFonts w:ascii="思源黑体 CN Light" w:eastAsia="思源黑体 CN Light" w:hAnsi="思源黑体 CN Light"/>
-          <w:color w:val="595959" w:themeColor="text1" w:themeTint="A6"/>
-          <w:sz w:val="13"/>
-          <w:szCs w:val="13"/>
-          <w:highlight w:val="magenta"/>
-        </w:rPr>
-        <w:t>}</w:t>
+        <w:t>{{r page_break }}</w:t>
       </w:r>
     </w:p>
     <w:p>
@@ -17700,58 +17134,7 @@
           <w:szCs w:val="16"/>
           <w:highlight w:val="cyan"/>
         </w:rPr>
-        <w:t xml:space="preserve">{%p if </w:t>
-      </w:r>
-      <w:proofErr w:type="spellStart"/>
-      <w:r>
-        <w:rPr>
-          <w:rFonts w:ascii="思源黑体 CN Normal" w:eastAsia="思源黑体 CN Normal" w:hAnsi="思源黑体 CN Normal"/>
-          <w:sz w:val="16"/>
-          <w:szCs w:val="16"/>
-          <w:highlight w:val="cyan"/>
-        </w:rPr>
-        <w:t>judge_brca_cnv</w:t>
-      </w:r>
-      <w:proofErr w:type="spellEnd"/>
-      <w:r>
-        <w:rPr>
-          <w:rFonts w:ascii="思源黑体 CN Normal" w:eastAsia="思源黑体 CN Normal" w:hAnsi="思源黑体 CN Normal"/>
-          <w:sz w:val="16"/>
-          <w:szCs w:val="16"/>
-          <w:highlight w:val="cyan"/>
-        </w:rPr>
-        <w:t xml:space="preserve"> == “</w:t>
-      </w:r>
-      <w:proofErr w:type="spellStart"/>
-      <w:proofErr w:type="gramStart"/>
-      <w:r>
-        <w:rPr>
-          <w:rFonts w:ascii="思源黑体 CN Normal" w:eastAsia="思源黑体 CN Normal" w:hAnsi="思源黑体 CN Normal"/>
-          <w:sz w:val="16"/>
-          <w:szCs w:val="16"/>
-          <w:highlight w:val="cyan"/>
-        </w:rPr>
-        <w:t>mlpa</w:t>
-      </w:r>
-      <w:proofErr w:type="spellEnd"/>
-      <w:r>
-        <w:rPr>
-          <w:rFonts w:ascii="思源黑体 CN Normal" w:eastAsia="思源黑体 CN Normal" w:hAnsi="思源黑体 CN Normal"/>
-          <w:sz w:val="16"/>
-          <w:szCs w:val="16"/>
-          <w:highlight w:val="cyan"/>
-        </w:rPr>
-        <w:t>”%</w:t>
-      </w:r>
-      <w:proofErr w:type="gramEnd"/>
-      <w:r>
-        <w:rPr>
-          <w:rFonts w:ascii="思源黑体 CN Normal" w:eastAsia="思源黑体 CN Normal" w:hAnsi="思源黑体 CN Normal"/>
-          <w:sz w:val="16"/>
-          <w:szCs w:val="16"/>
-          <w:highlight w:val="cyan"/>
-        </w:rPr>
-        <w:t>}</w:t>
+        <w:t>{%p if judge_brca_cnv == “mlpa”%}</w:t>
       </w:r>
     </w:p>
     <w:p>
@@ -17768,25 +17151,7 @@
           <w:sz w:val="16"/>
           <w:szCs w:val="16"/>
         </w:rPr>
-        <w:t>{%p if var_brca.snv_</w:t>
-      </w:r>
-      <w:proofErr w:type="gramStart"/>
-      <w:r>
-        <w:rPr>
-          <w:rFonts w:ascii="思源黑体 CN Normal" w:eastAsia="思源黑体 CN Normal" w:hAnsi="思源黑体 CN Normal"/>
-          <w:sz w:val="16"/>
-          <w:szCs w:val="16"/>
-        </w:rPr>
-        <w:t>s.B</w:t>
-      </w:r>
-      <w:proofErr w:type="gramEnd"/>
-      <w:r>
-        <w:rPr>
-          <w:rFonts w:ascii="思源黑体 CN Normal" w:eastAsia="思源黑体 CN Normal" w:hAnsi="思源黑体 CN Normal"/>
-          <w:sz w:val="16"/>
-          <w:szCs w:val="16"/>
-        </w:rPr>
-        <w:t>1_L5 + var_brca.snv_s.B2_L5 + var_brca.mlpa_v2.B1_mlpa_L5 + var_brca.mlpa_v2.B2_mlpa_L5 + var_brca.snv_s.B1_L4 + var_brca.snv_s.B2_L4 + var_brca.mlpa_v2.B1_mlpa_L4 + var_brca.mlpa_v2.B2_mlpa_L4 %}</w:t>
+        <w:t>{%p if var_brca.snv_s.B1_L5 + var_brca.snv_s.B2_L5 + var_brca.mlpa_v2.B1_mlpa_L5 + var_brca.mlpa_v2.B2_mlpa_L5 + var_brca.snv_s.B1_L4 + var_brca.snv_s.B2_L4 + var_brca.mlpa_v2.B1_mlpa_L4 + var_brca.mlpa_v2.B2_mlpa_L4 %}</w:t>
       </w:r>
     </w:p>
     <w:p>
@@ -17794,21 +17159,7 @@
         <w:rPr>
           <w:highlight w:val="blue"/>
         </w:rPr>
-        <w:t xml:space="preserve">{%p if “健康” not in </w:t>
-      </w:r>
-      <w:proofErr w:type="spellStart"/>
-      <w:r>
-        <w:rPr>
-          <w:highlight w:val="blue"/>
-        </w:rPr>
-        <w:t>sample.tumor_names_cn</w:t>
-      </w:r>
-      <w:proofErr w:type="spellEnd"/>
-      <w:r>
-        <w:rPr>
-          <w:highlight w:val="blue"/>
-        </w:rPr>
-        <w:t>%}</w:t>
+        <w:t>{%p if “健康” not in sample.tumor_names_cn%}</w:t>
       </w:r>
     </w:p>
     <w:tbl>
@@ -17923,7 +17274,7 @@
                     </wp:anchor>
                   </w:drawing>
                 </mc:Choice>
-                <mc:Fallback xmlns:oel="http://schemas.microsoft.com/office/2019/extlst" xmlns:wpsCustomData="http://www.wps.cn/officeDocument/2013/wpsCustomData">
+                <mc:Fallback xmlns:wpsCustomData="http://www.wps.cn/officeDocument/2013/wpsCustomData" xmlns:oel="http://schemas.microsoft.com/office/2019/extlst">
                   <w:pict>
                     <v:shape id="流程图: 接点 40" o:spid="_x0000_s1026" o:spt="120" type="#_x0000_t120" style="position:absolute;left:0pt;margin-left:191.85pt;margin-top:3.25pt;height:25.15pt;width:24.65pt;z-index:-251616256;v-text-anchor:middle;mso-width-relative:page;mso-height-relative:page;" fillcolor="#1E7648" filled="t" stroked="f" coordsize="21600,21600" o:gfxdata="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">
                       <v:fill on="t" focussize="0,0"/>
@@ -18054,7 +17405,7 @@
                     </wp:anchor>
                   </w:drawing>
                 </mc:Choice>
-                <mc:Fallback xmlns:oel="http://schemas.microsoft.com/office/2019/extlst" xmlns:wpsCustomData="http://www.wps.cn/officeDocument/2013/wpsCustomData">
+                <mc:Fallback xmlns:wpsCustomData="http://www.wps.cn/officeDocument/2013/wpsCustomData" xmlns:oel="http://schemas.microsoft.com/office/2019/extlst">
                   <w:pict>
                     <v:roundrect id="矩形: 圆角 41" o:spid="_x0000_s1026" o:spt="2" style="position:absolute;left:0pt;margin-left:-5.15pt;margin-top:3.2pt;height:25.3pt;width:96pt;mso-position-horizontal-relative:margin;z-index:-251617280;v-text-anchor:middle;mso-width-relative:page;mso-height-relative:page;" fillcolor="#F2F2F2 [3052]" filled="t" stroked="f" coordsize="21600,21600" arcsize="0.166666666666667" o:gfxdata="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">
                       <v:fill on="t" focussize="0,0"/>
@@ -18487,51 +17838,7 @@
           <w:szCs w:val="13"/>
           <w:highlight w:val="magenta"/>
         </w:rPr>
-        <w:t xml:space="preserve">{{r </w:t>
-      </w:r>
-      <w:proofErr w:type="spellStart"/>
-      <w:r>
-        <w:rPr>
-          <w:rFonts w:ascii="思源黑体 CN Light" w:eastAsia="思源黑体 CN Light" w:hAnsi="思源黑体 CN Light"/>
-          <w:color w:val="595959" w:themeColor="text1" w:themeTint="A6"/>
-          <w:sz w:val="13"/>
-          <w:szCs w:val="13"/>
-          <w:highlight w:val="magenta"/>
-        </w:rPr>
-        <w:t>page_</w:t>
-      </w:r>
-      <w:proofErr w:type="gramStart"/>
-      <w:r>
-        <w:rPr>
-          <w:rFonts w:ascii="思源黑体 CN Light" w:eastAsia="思源黑体 CN Light" w:hAnsi="思源黑体 CN Light"/>
-          <w:color w:val="595959" w:themeColor="text1" w:themeTint="A6"/>
-          <w:sz w:val="13"/>
-          <w:szCs w:val="13"/>
-          <w:highlight w:val="magenta"/>
-        </w:rPr>
-        <w:t>break</w:t>
-      </w:r>
-      <w:proofErr w:type="spellEnd"/>
-      <w:r>
-        <w:rPr>
-          <w:rFonts w:ascii="思源黑体 CN Light" w:eastAsia="思源黑体 CN Light" w:hAnsi="思源黑体 CN Light"/>
-          <w:color w:val="595959" w:themeColor="text1" w:themeTint="A6"/>
-          <w:sz w:val="13"/>
-          <w:szCs w:val="13"/>
-          <w:highlight w:val="magenta"/>
-        </w:rPr>
-        <w:t xml:space="preserve"> }</w:t>
-      </w:r>
-      <w:proofErr w:type="gramEnd"/>
-      <w:r>
-        <w:rPr>
-          <w:rFonts w:ascii="思源黑体 CN Light" w:eastAsia="思源黑体 CN Light" w:hAnsi="思源黑体 CN Light"/>
-          <w:color w:val="595959" w:themeColor="text1" w:themeTint="A6"/>
-          <w:sz w:val="13"/>
-          <w:szCs w:val="13"/>
-          <w:highlight w:val="magenta"/>
-        </w:rPr>
-        <w:t>}</w:t>
+        <w:t>{{r page_break }}</w:t>
       </w:r>
     </w:p>
     <w:p>
@@ -18601,25 +17908,7 @@
           <w:sz w:val="16"/>
           <w:szCs w:val="16"/>
         </w:rPr>
-        <w:t>{%p if var_brca.snv_</w:t>
-      </w:r>
-      <w:proofErr w:type="gramStart"/>
-      <w:r>
-        <w:rPr>
-          <w:rFonts w:ascii="思源黑体 CN Normal" w:eastAsia="思源黑体 CN Normal" w:hAnsi="思源黑体 CN Normal"/>
-          <w:sz w:val="16"/>
-          <w:szCs w:val="16"/>
-        </w:rPr>
-        <w:t>s.B</w:t>
-      </w:r>
-      <w:proofErr w:type="gramEnd"/>
-      <w:r>
-        <w:rPr>
-          <w:rFonts w:ascii="思源黑体 CN Normal" w:eastAsia="思源黑体 CN Normal" w:hAnsi="思源黑体 CN Normal"/>
-          <w:sz w:val="16"/>
-          <w:szCs w:val="16"/>
-        </w:rPr>
-        <w:t>1_L5 + var_brca.snv_s.B2_L5 + var_brca.gcnv_v2.B1_gcnv_L5 + var_brca.gcnv_v2.B2_gcnv_L5 + var_brca.snv_s.B1_L4 + var_brca.snv_s.B2_L4 + var_brca.gcnv_v2.B1_gcnv_L4 + var_brca.gcnv_v2.B2_gcnv_L4 %}</w:t>
+        <w:t>{%p if var_brca.snv_s.B1_L5 + var_brca.snv_s.B2_L5 + var_brca.gcnv_v2.B1_gcnv_L5 + var_brca.gcnv_v2.B2_gcnv_L5 + var_brca.snv_s.B1_L4 + var_brca.snv_s.B2_L4 + var_brca.gcnv_v2.B1_gcnv_L4 + var_brca.gcnv_v2.B2_gcnv_L4 %}</w:t>
       </w:r>
     </w:p>
     <w:p>
@@ -18627,21 +17916,7 @@
         <w:rPr>
           <w:highlight w:val="blue"/>
         </w:rPr>
-        <w:t xml:space="preserve">{%p if “健康” not in </w:t>
-      </w:r>
-      <w:proofErr w:type="spellStart"/>
-      <w:r>
-        <w:rPr>
-          <w:highlight w:val="blue"/>
-        </w:rPr>
-        <w:t>sample.tumor_names_cn</w:t>
-      </w:r>
-      <w:proofErr w:type="spellEnd"/>
-      <w:r>
-        <w:rPr>
-          <w:highlight w:val="blue"/>
-        </w:rPr>
-        <w:t>%}</w:t>
+        <w:t>{%p if “健康” not in sample.tumor_names_cn%}</w:t>
       </w:r>
     </w:p>
     <w:tbl>
@@ -19315,51 +18590,7 @@
           <w:szCs w:val="13"/>
           <w:highlight w:val="magenta"/>
         </w:rPr>
-        <w:t xml:space="preserve">{{r </w:t>
-      </w:r>
-      <w:proofErr w:type="spellStart"/>
-      <w:r>
-        <w:rPr>
-          <w:rFonts w:ascii="思源黑体 CN Light" w:eastAsia="思源黑体 CN Light" w:hAnsi="思源黑体 CN Light"/>
-          <w:color w:val="595959" w:themeColor="text1" w:themeTint="A6"/>
-          <w:sz w:val="13"/>
-          <w:szCs w:val="13"/>
-          <w:highlight w:val="magenta"/>
-        </w:rPr>
-        <w:t>page_</w:t>
-      </w:r>
-      <w:proofErr w:type="gramStart"/>
-      <w:r>
-        <w:rPr>
-          <w:rFonts w:ascii="思源黑体 CN Light" w:eastAsia="思源黑体 CN Light" w:hAnsi="思源黑体 CN Light"/>
-          <w:color w:val="595959" w:themeColor="text1" w:themeTint="A6"/>
-          <w:sz w:val="13"/>
-          <w:szCs w:val="13"/>
-          <w:highlight w:val="magenta"/>
-        </w:rPr>
-        <w:t>break</w:t>
-      </w:r>
-      <w:proofErr w:type="spellEnd"/>
-      <w:r>
-        <w:rPr>
-          <w:rFonts w:ascii="思源黑体 CN Light" w:eastAsia="思源黑体 CN Light" w:hAnsi="思源黑体 CN Light"/>
-          <w:color w:val="595959" w:themeColor="text1" w:themeTint="A6"/>
-          <w:sz w:val="13"/>
-          <w:szCs w:val="13"/>
-          <w:highlight w:val="magenta"/>
-        </w:rPr>
-        <w:t xml:space="preserve"> }</w:t>
-      </w:r>
-      <w:proofErr w:type="gramEnd"/>
-      <w:r>
-        <w:rPr>
-          <w:rFonts w:ascii="思源黑体 CN Light" w:eastAsia="思源黑体 CN Light" w:hAnsi="思源黑体 CN Light"/>
-          <w:color w:val="595959" w:themeColor="text1" w:themeTint="A6"/>
-          <w:sz w:val="13"/>
-          <w:szCs w:val="13"/>
-          <w:highlight w:val="magenta"/>
-        </w:rPr>
-        <w:t>}</w:t>
+        <w:t>{{r page_break }}</w:t>
       </w:r>
     </w:p>
     <w:p>
@@ -19431,58 +18662,7 @@
           <w:szCs w:val="16"/>
           <w:highlight w:val="cyan"/>
         </w:rPr>
-        <w:t xml:space="preserve">{%p if </w:t>
-      </w:r>
-      <w:proofErr w:type="spellStart"/>
-      <w:r>
-        <w:rPr>
-          <w:rFonts w:ascii="思源黑体 CN Normal" w:eastAsia="思源黑体 CN Normal" w:hAnsi="思源黑体 CN Normal"/>
-          <w:sz w:val="16"/>
-          <w:szCs w:val="16"/>
-          <w:highlight w:val="cyan"/>
-        </w:rPr>
-        <w:t>judge_brca_cnv</w:t>
-      </w:r>
-      <w:proofErr w:type="spellEnd"/>
-      <w:r>
-        <w:rPr>
-          <w:rFonts w:ascii="思源黑体 CN Normal" w:eastAsia="思源黑体 CN Normal" w:hAnsi="思源黑体 CN Normal"/>
-          <w:sz w:val="16"/>
-          <w:szCs w:val="16"/>
-          <w:highlight w:val="cyan"/>
-        </w:rPr>
-        <w:t xml:space="preserve"> == “</w:t>
-      </w:r>
-      <w:proofErr w:type="spellStart"/>
-      <w:proofErr w:type="gramStart"/>
-      <w:r>
-        <w:rPr>
-          <w:rFonts w:ascii="思源黑体 CN Normal" w:eastAsia="思源黑体 CN Normal" w:hAnsi="思源黑体 CN Normal"/>
-          <w:sz w:val="16"/>
-          <w:szCs w:val="16"/>
-          <w:highlight w:val="cyan"/>
-        </w:rPr>
-        <w:t>mlpa</w:t>
-      </w:r>
-      <w:proofErr w:type="spellEnd"/>
-      <w:r>
-        <w:rPr>
-          <w:rFonts w:ascii="思源黑体 CN Normal" w:eastAsia="思源黑体 CN Normal" w:hAnsi="思源黑体 CN Normal"/>
-          <w:sz w:val="16"/>
-          <w:szCs w:val="16"/>
-          <w:highlight w:val="cyan"/>
-        </w:rPr>
-        <w:t>”%</w:t>
-      </w:r>
-      <w:proofErr w:type="gramEnd"/>
-      <w:r>
-        <w:rPr>
-          <w:rFonts w:ascii="思源黑体 CN Normal" w:eastAsia="思源黑体 CN Normal" w:hAnsi="思源黑体 CN Normal"/>
-          <w:sz w:val="16"/>
-          <w:szCs w:val="16"/>
-          <w:highlight w:val="cyan"/>
-        </w:rPr>
-        <w:t>}</w:t>
+        <w:t>{%p if judge_brca_cnv == “mlpa”%}</w:t>
       </w:r>
     </w:p>
     <w:p>
@@ -19499,25 +18679,7 @@
           <w:sz w:val="16"/>
           <w:szCs w:val="16"/>
         </w:rPr>
-        <w:t>{%p if var_brca.snv_</w:t>
-      </w:r>
-      <w:proofErr w:type="gramStart"/>
-      <w:r>
-        <w:rPr>
-          <w:rFonts w:ascii="思源黑体 CN Normal" w:eastAsia="思源黑体 CN Normal" w:hAnsi="思源黑体 CN Normal"/>
-          <w:sz w:val="16"/>
-          <w:szCs w:val="16"/>
-        </w:rPr>
-        <w:t>s.B</w:t>
-      </w:r>
-      <w:proofErr w:type="gramEnd"/>
-      <w:r>
-        <w:rPr>
-          <w:rFonts w:ascii="思源黑体 CN Normal" w:eastAsia="思源黑体 CN Normal" w:hAnsi="思源黑体 CN Normal"/>
-          <w:sz w:val="16"/>
-          <w:szCs w:val="16"/>
-        </w:rPr>
-        <w:t>1_L5 + var_brca.snv_s.B2_L5 + var_brca.mlpa_v2.B1_mlpa_L5 + var_brca.mlpa_v2.B2_mlpa_L5 + var_brca.snv_s.B1_L4 + var_brca.snv_s.B2_L4 + var_brca.mlpa_v2.B1_mlpa_L4 + var_brca.mlpa_v2.B2_mlpa_L4 %}</w:t>
+        <w:t>{%p if var_brca.snv_s.B1_L5 + var_brca.snv_s.B2_L5 + var_brca.mlpa_v2.B1_mlpa_L5 + var_brca.mlpa_v2.B2_mlpa_L5 + var_brca.snv_s.B1_L4 + var_brca.snv_s.B2_L4 + var_brca.mlpa_v2.B1_mlpa_L4 + var_brca.mlpa_v2.B2_mlpa_L4 %}</w:t>
       </w:r>
     </w:p>
     <w:p>
@@ -19535,27 +18697,7 @@
           <w:szCs w:val="16"/>
           <w:highlight w:val="blue"/>
         </w:rPr>
-        <w:t xml:space="preserve">{%p if “健康” not in </w:t>
-      </w:r>
-      <w:proofErr w:type="spellStart"/>
-      <w:r>
-        <w:rPr>
-          <w:rFonts w:ascii="思源黑体 CN Normal" w:eastAsia="思源黑体 CN Normal" w:hAnsi="思源黑体 CN Normal"/>
-          <w:sz w:val="16"/>
-          <w:szCs w:val="16"/>
-          <w:highlight w:val="blue"/>
-        </w:rPr>
-        <w:t>sample.tumor_names_cn</w:t>
-      </w:r>
-      <w:proofErr w:type="spellEnd"/>
-      <w:r>
-        <w:rPr>
-          <w:rFonts w:ascii="思源黑体 CN Normal" w:eastAsia="思源黑体 CN Normal" w:hAnsi="思源黑体 CN Normal"/>
-          <w:sz w:val="16"/>
-          <w:szCs w:val="16"/>
-          <w:highlight w:val="blue"/>
-        </w:rPr>
-        <w:t>%}</w:t>
+        <w:t>{%p if “健康” not in sample.tumor_names_cn%}</w:t>
       </w:r>
     </w:p>
     <w:tbl>
@@ -20196,27 +19338,7 @@
           <w:szCs w:val="16"/>
           <w:highlight w:val="blue"/>
         </w:rPr>
-        <w:t xml:space="preserve">{%p if “健康” not in </w:t>
-      </w:r>
-      <w:proofErr w:type="spellStart"/>
-      <w:r>
-        <w:rPr>
-          <w:rFonts w:ascii="思源黑体 CN Normal" w:eastAsia="思源黑体 CN Normal" w:hAnsi="思源黑体 CN Normal"/>
-          <w:sz w:val="16"/>
-          <w:szCs w:val="16"/>
-          <w:highlight w:val="blue"/>
-        </w:rPr>
-        <w:t>sample.tumor_names_cn</w:t>
-      </w:r>
-      <w:proofErr w:type="spellEnd"/>
-      <w:r>
-        <w:rPr>
-          <w:rFonts w:ascii="思源黑体 CN Normal" w:eastAsia="思源黑体 CN Normal" w:hAnsi="思源黑体 CN Normal"/>
-          <w:sz w:val="16"/>
-          <w:szCs w:val="16"/>
-          <w:highlight w:val="blue"/>
-        </w:rPr>
-        <w:t>%}</w:t>
+        <w:t>{%p if “健康” not in sample.tumor_names_cn%}</w:t>
       </w:r>
     </w:p>
     <w:tbl>
@@ -20894,25 +20016,7 @@
           <w:sz w:val="16"/>
           <w:szCs w:val="16"/>
         </w:rPr>
-        <w:t>{%p if var_brca.snv_</w:t>
-      </w:r>
-      <w:proofErr w:type="gramStart"/>
-      <w:r>
-        <w:rPr>
-          <w:rFonts w:ascii="思源黑体 CN Normal" w:eastAsia="思源黑体 CN Normal" w:hAnsi="思源黑体 CN Normal"/>
-          <w:sz w:val="16"/>
-          <w:szCs w:val="16"/>
-        </w:rPr>
-        <w:t>s.B</w:t>
-      </w:r>
-      <w:proofErr w:type="gramEnd"/>
-      <w:r>
-        <w:rPr>
-          <w:rFonts w:ascii="思源黑体 CN Normal" w:eastAsia="思源黑体 CN Normal" w:hAnsi="思源黑体 CN Normal"/>
-          <w:sz w:val="16"/>
-          <w:szCs w:val="16"/>
-        </w:rPr>
-        <w:t>1_L5 + var_brca.snv_s.B2_L5 + var_brca.gcnv_v2.B1_gcnv_L5 + var_brca.gcnv_v2.B2_gcnv_L5 + var_brca.snv_s.B1_L4 + var_brca.snv_s.B2_L4 + var_brca.gcnv_v2.B1_gcnv_L4 + var_brca.gcnv_v2.B2_gcnv_L4 %}</w:t>
+        <w:t>{%p if var_brca.snv_s.B1_L5 + var_brca.snv_s.B2_L5 + var_brca.gcnv_v2.B1_gcnv_L5 + var_brca.gcnv_v2.B2_gcnv_L5 + var_brca.snv_s.B1_L4 + var_brca.snv_s.B2_L4 + var_brca.gcnv_v2.B1_gcnv_L4 + var_brca.gcnv_v2.B2_gcnv_L4 %}</w:t>
       </w:r>
     </w:p>
     <w:p>
@@ -20930,27 +20034,7 @@
           <w:szCs w:val="16"/>
           <w:highlight w:val="blue"/>
         </w:rPr>
-        <w:t xml:space="preserve">{%p if “健康” not in </w:t>
-      </w:r>
-      <w:proofErr w:type="spellStart"/>
-      <w:r>
-        <w:rPr>
-          <w:rFonts w:ascii="思源黑体 CN Normal" w:eastAsia="思源黑体 CN Normal" w:hAnsi="思源黑体 CN Normal"/>
-          <w:sz w:val="16"/>
-          <w:szCs w:val="16"/>
-          <w:highlight w:val="blue"/>
-        </w:rPr>
-        <w:t>sample.tumor_names_cn</w:t>
-      </w:r>
-      <w:proofErr w:type="spellEnd"/>
-      <w:r>
-        <w:rPr>
-          <w:rFonts w:ascii="思源黑体 CN Normal" w:eastAsia="思源黑体 CN Normal" w:hAnsi="思源黑体 CN Normal"/>
-          <w:sz w:val="16"/>
-          <w:szCs w:val="16"/>
-          <w:highlight w:val="blue"/>
-        </w:rPr>
-        <w:t>%}</w:t>
+        <w:t>{%p if “健康” not in sample.tumor_names_cn%}</w:t>
       </w:r>
     </w:p>
     <w:tbl>
@@ -21579,27 +20663,7 @@
           <w:szCs w:val="16"/>
           <w:highlight w:val="blue"/>
         </w:rPr>
-        <w:t xml:space="preserve">{%p if “健康” not in </w:t>
-      </w:r>
-      <w:proofErr w:type="spellStart"/>
-      <w:r>
-        <w:rPr>
-          <w:rFonts w:ascii="思源黑体 CN Normal" w:eastAsia="思源黑体 CN Normal" w:hAnsi="思源黑体 CN Normal"/>
-          <w:sz w:val="16"/>
-          <w:szCs w:val="16"/>
-          <w:highlight w:val="blue"/>
-        </w:rPr>
-        <w:t>sample.tumor_names_cn</w:t>
-      </w:r>
-      <w:proofErr w:type="spellEnd"/>
-      <w:r>
-        <w:rPr>
-          <w:rFonts w:ascii="思源黑体 CN Normal" w:eastAsia="思源黑体 CN Normal" w:hAnsi="思源黑体 CN Normal"/>
-          <w:sz w:val="16"/>
-          <w:szCs w:val="16"/>
-          <w:highlight w:val="blue"/>
-        </w:rPr>
-        <w:t>%}</w:t>
+        <w:t>{%p if “健康” not in sample.tumor_names_cn%}</w:t>
       </w:r>
     </w:p>
     <w:tbl>
@@ -22676,9 +21740,8 @@
                 <w:szCs w:val="17"/>
                 <w:lang w:bidi="ar"/>
               </w:rPr>
-              <w:t xml:space="preserve">{%if </w:t>
-            </w:r>
-            <w:proofErr w:type="spellStart"/>
+              <w:t>{%if lib_quality_control and lib_quality_control.lib_dna_qc and lib_quality_control.lib_dna_</w:t>
+            </w:r>
             <w:r>
               <w:rPr>
                 <w:rFonts w:ascii="思源黑体 CN Normal" w:eastAsia="思源黑体 CN Normal" w:hAnsi="思源黑体 CN Normal" w:cs="思源黑体 CN Light"/>
@@ -22687,73 +21750,8 @@
                 <w:szCs w:val="17"/>
                 <w:lang w:bidi="ar"/>
               </w:rPr>
-              <w:t>lib_quality_control</w:t>
-            </w:r>
-            <w:proofErr w:type="spellEnd"/>
-            <w:r>
-              <w:rPr>
-                <w:rFonts w:ascii="思源黑体 CN Normal" w:eastAsia="思源黑体 CN Normal" w:hAnsi="思源黑体 CN Normal" w:cs="思源黑体 CN Light"/>
-                <w:kern w:val="0"/>
-                <w:sz w:val="17"/>
-                <w:szCs w:val="17"/>
-                <w:lang w:bidi="ar"/>
-              </w:rPr>
-              <w:t xml:space="preserve"> and </w:t>
-            </w:r>
-            <w:proofErr w:type="spellStart"/>
-            <w:r>
-              <w:rPr>
-                <w:rFonts w:ascii="思源黑体 CN Normal" w:eastAsia="思源黑体 CN Normal" w:hAnsi="思源黑体 CN Normal" w:cs="思源黑体 CN Light"/>
-                <w:kern w:val="0"/>
-                <w:sz w:val="17"/>
-                <w:szCs w:val="17"/>
-                <w:lang w:bidi="ar"/>
-              </w:rPr>
-              <w:t>lib_quality_control.lib_dna_qc</w:t>
-            </w:r>
-            <w:proofErr w:type="spellEnd"/>
-            <w:r>
-              <w:rPr>
-                <w:rFonts w:ascii="思源黑体 CN Normal" w:eastAsia="思源黑体 CN Normal" w:hAnsi="思源黑体 CN Normal" w:cs="思源黑体 CN Light"/>
-                <w:kern w:val="0"/>
-                <w:sz w:val="17"/>
-                <w:szCs w:val="17"/>
-                <w:lang w:bidi="ar"/>
-              </w:rPr>
-              <w:t xml:space="preserve"> and lib_quality_control.lib_dna_</w:t>
-            </w:r>
-            <w:r>
-              <w:rPr>
-                <w:rFonts w:ascii="思源黑体 CN Normal" w:eastAsia="思源黑体 CN Normal" w:hAnsi="思源黑体 CN Normal" w:cs="思源黑体 CN Light"/>
-                <w:kern w:val="0"/>
-                <w:sz w:val="17"/>
-                <w:szCs w:val="17"/>
-                <w:lang w:bidi="ar"/>
-              </w:rPr>
               <w:lastRenderedPageBreak/>
-              <w:t>qc.dna_qty</w:t>
-            </w:r>
-            <w:proofErr w:type="gramStart"/>
-            <w:r>
-              <w:rPr>
-                <w:rFonts w:ascii="思源黑体 CN Normal" w:eastAsia="思源黑体 CN Normal" w:hAnsi="思源黑体 CN Normal" w:cs="思源黑体 CN Light"/>
-                <w:kern w:val="0"/>
-                <w:sz w:val="17"/>
-                <w:szCs w:val="17"/>
-                <w:lang w:bidi="ar"/>
-              </w:rPr>
-              <w:t>%}{</w:t>
-            </w:r>
-            <w:proofErr w:type="gramEnd"/>
-            <w:r>
-              <w:rPr>
-                <w:rFonts w:ascii="思源黑体 CN Normal" w:eastAsia="思源黑体 CN Normal" w:hAnsi="思源黑体 CN Normal" w:cs="思源黑体 CN Light"/>
-                <w:kern w:val="0"/>
-                <w:sz w:val="17"/>
-                <w:szCs w:val="17"/>
-                <w:lang w:bidi="ar"/>
-              </w:rPr>
-              <w:t>{lib_quality_control.lib_dna_qc.dna_qty|replace(“.00”,””)}}{%else%}{%endif%}</w:t>
+              <w:t>qc.dna_qty%}{{lib_quality_control.lib_dna_qc.dna_qty|replace(“.00”,””)}}{%else%}{%endif%}</w:t>
             </w:r>
           </w:p>
         </w:tc>
@@ -22912,73 +21910,7 @@
                 <w:szCs w:val="17"/>
                 <w:lang w:bidi="ar"/>
               </w:rPr>
-              <w:t xml:space="preserve">{%if </w:t>
-            </w:r>
-            <w:proofErr w:type="spellStart"/>
-            <w:r>
-              <w:rPr>
-                <w:rFonts w:ascii="思源黑体 CN Normal" w:eastAsia="思源黑体 CN Normal" w:hAnsi="思源黑体 CN Normal" w:cs="思源黑体 CN Light"/>
-                <w:kern w:val="0"/>
-                <w:sz w:val="17"/>
-                <w:szCs w:val="17"/>
-                <w:lang w:bidi="ar"/>
-              </w:rPr>
-              <w:t>lib_quality_control</w:t>
-            </w:r>
-            <w:proofErr w:type="spellEnd"/>
-            <w:r>
-              <w:rPr>
-                <w:rFonts w:ascii="思源黑体 CN Normal" w:eastAsia="思源黑体 CN Normal" w:hAnsi="思源黑体 CN Normal" w:cs="思源黑体 CN Light"/>
-                <w:kern w:val="0"/>
-                <w:sz w:val="17"/>
-                <w:szCs w:val="17"/>
-                <w:lang w:bidi="ar"/>
-              </w:rPr>
-              <w:t xml:space="preserve"> and </w:t>
-            </w:r>
-            <w:proofErr w:type="spellStart"/>
-            <w:r>
-              <w:rPr>
-                <w:rFonts w:ascii="思源黑体 CN Normal" w:eastAsia="思源黑体 CN Normal" w:hAnsi="思源黑体 CN Normal" w:cs="思源黑体 CN Light"/>
-                <w:kern w:val="0"/>
-                <w:sz w:val="17"/>
-                <w:szCs w:val="17"/>
-                <w:lang w:bidi="ar"/>
-              </w:rPr>
-              <w:t>lib_quality_control.lib_dna_qc</w:t>
-            </w:r>
-            <w:proofErr w:type="spellEnd"/>
-            <w:r>
-              <w:rPr>
-                <w:rFonts w:ascii="思源黑体 CN Normal" w:eastAsia="思源黑体 CN Normal" w:hAnsi="思源黑体 CN Normal" w:cs="思源黑体 CN Light"/>
-                <w:kern w:val="0"/>
-                <w:sz w:val="17"/>
-                <w:szCs w:val="17"/>
-                <w:lang w:bidi="ar"/>
-              </w:rPr>
-              <w:t xml:space="preserve"> and lib_quality_control.lib_dna_</w:t>
-            </w:r>
-            <w:proofErr w:type="gramStart"/>
-            <w:r>
-              <w:rPr>
-                <w:rFonts w:ascii="思源黑体 CN Normal" w:eastAsia="思源黑体 CN Normal" w:hAnsi="思源黑体 CN Normal" w:cs="思源黑体 CN Light"/>
-                <w:kern w:val="0"/>
-                <w:sz w:val="17"/>
-                <w:szCs w:val="17"/>
-                <w:lang w:bidi="ar"/>
-              </w:rPr>
-              <w:t>qc.library</w:t>
-            </w:r>
-            <w:proofErr w:type="gramEnd"/>
-            <w:r>
-              <w:rPr>
-                <w:rFonts w:ascii="思源黑体 CN Normal" w:eastAsia="思源黑体 CN Normal" w:hAnsi="思源黑体 CN Normal" w:cs="思源黑体 CN Light"/>
-                <w:kern w:val="0"/>
-                <w:sz w:val="17"/>
-                <w:szCs w:val="17"/>
-                <w:lang w:bidi="ar"/>
-              </w:rPr>
-              <w:t>_qty%}{{lib_quality_control.lib_dna_qc.library_qty|replace(“.00”,””)}}{%else%}{%endif%}</w:t>
+              <w:t>{%if lib_quality_control and lib_quality_control.lib_dna_qc and lib_quality_control.lib_dna_qc.library_qty%}{{lib_quality_control.lib_dna_qc.library_qty|replace(“.00”,””)}}{%else%}{%endif%}</w:t>
             </w:r>
           </w:p>
         </w:tc>
@@ -23137,25 +22069,7 @@
                 <w:sz w:val="17"/>
                 <w:szCs w:val="17"/>
               </w:rPr>
-              <w:t>{{qc.dna_data_</w:t>
-            </w:r>
-            <w:proofErr w:type="gramStart"/>
-            <w:r>
-              <w:rPr>
-                <w:rFonts w:ascii="思源黑体 CN Normal" w:eastAsia="思源黑体 CN Normal" w:hAnsi="思源黑体 CN Normal"/>
-                <w:sz w:val="17"/>
-                <w:szCs w:val="17"/>
-              </w:rPr>
-              <w:t>qc.cleandata</w:t>
-            </w:r>
-            <w:proofErr w:type="gramEnd"/>
-            <w:r>
-              <w:rPr>
-                <w:rFonts w:ascii="思源黑体 CN Normal" w:eastAsia="思源黑体 CN Normal" w:hAnsi="思源黑体 CN Normal"/>
-                <w:sz w:val="17"/>
-                <w:szCs w:val="17"/>
-              </w:rPr>
-              <w:t>_q30}}</w:t>
+              <w:t>{{qc.dna_data_qc.cleandata_q30}}</w:t>
             </w:r>
           </w:p>
         </w:tc>
@@ -23299,43 +22213,7 @@
                 <w:sz w:val="17"/>
                 <w:szCs w:val="17"/>
               </w:rPr>
-              <w:t>{{</w:t>
-            </w:r>
-            <w:proofErr w:type="spellStart"/>
-            <w:r>
-              <w:rPr>
-                <w:rFonts w:ascii="思源黑体 CN Normal" w:eastAsia="思源黑体 CN Normal" w:hAnsi="思源黑体 CN Normal"/>
-                <w:sz w:val="17"/>
-                <w:szCs w:val="17"/>
-              </w:rPr>
-              <w:t>qc.dna_data_</w:t>
-            </w:r>
-            <w:proofErr w:type="gramStart"/>
-            <w:r>
-              <w:rPr>
-                <w:rFonts w:ascii="思源黑体 CN Normal" w:eastAsia="思源黑体 CN Normal" w:hAnsi="思源黑体 CN Normal"/>
-                <w:sz w:val="17"/>
-                <w:szCs w:val="17"/>
-              </w:rPr>
-              <w:t>qc.mapping</w:t>
-            </w:r>
-            <w:proofErr w:type="gramEnd"/>
-            <w:r>
-              <w:rPr>
-                <w:rFonts w:ascii="思源黑体 CN Normal" w:eastAsia="思源黑体 CN Normal" w:hAnsi="思源黑体 CN Normal"/>
-                <w:sz w:val="17"/>
-                <w:szCs w:val="17"/>
-              </w:rPr>
-              <w:t>_ratio</w:t>
-            </w:r>
-            <w:proofErr w:type="spellEnd"/>
-            <w:r>
-              <w:rPr>
-                <w:rFonts w:ascii="思源黑体 CN Normal" w:eastAsia="思源黑体 CN Normal" w:hAnsi="思源黑体 CN Normal"/>
-                <w:sz w:val="17"/>
-                <w:szCs w:val="17"/>
-              </w:rPr>
-              <w:t>}}</w:t>
+              <w:t>{{qc.dna_data_qc.mapping_ratio}}</w:t>
             </w:r>
           </w:p>
         </w:tc>
@@ -23479,43 +22357,7 @@
                 <w:sz w:val="17"/>
                 <w:szCs w:val="17"/>
               </w:rPr>
-              <w:t>{{</w:t>
-            </w:r>
-            <w:proofErr w:type="spellStart"/>
-            <w:r>
-              <w:rPr>
-                <w:rFonts w:ascii="思源黑体 CN Normal" w:eastAsia="思源黑体 CN Normal" w:hAnsi="思源黑体 CN Normal"/>
-                <w:sz w:val="17"/>
-                <w:szCs w:val="17"/>
-              </w:rPr>
-              <w:t>qc.dna_data_</w:t>
-            </w:r>
-            <w:proofErr w:type="gramStart"/>
-            <w:r>
-              <w:rPr>
-                <w:rFonts w:ascii="思源黑体 CN Normal" w:eastAsia="思源黑体 CN Normal" w:hAnsi="思源黑体 CN Normal"/>
-                <w:sz w:val="17"/>
-                <w:szCs w:val="17"/>
-              </w:rPr>
-              <w:t>qc.cover</w:t>
-            </w:r>
-            <w:proofErr w:type="gramEnd"/>
-            <w:r>
-              <w:rPr>
-                <w:rFonts w:ascii="思源黑体 CN Normal" w:eastAsia="思源黑体 CN Normal" w:hAnsi="思源黑体 CN Normal"/>
-                <w:sz w:val="17"/>
-                <w:szCs w:val="17"/>
-              </w:rPr>
-              <w:t>_ratio</w:t>
-            </w:r>
-            <w:proofErr w:type="spellEnd"/>
-            <w:r>
-              <w:rPr>
-                <w:rFonts w:ascii="思源黑体 CN Normal" w:eastAsia="思源黑体 CN Normal" w:hAnsi="思源黑体 CN Normal"/>
-                <w:sz w:val="17"/>
-                <w:szCs w:val="17"/>
-              </w:rPr>
-              <w:t>}}</w:t>
+              <w:t>{{qc.dna_data_qc.cover_ratio}}</w:t>
             </w:r>
           </w:p>
         </w:tc>
@@ -23615,29 +22457,7 @@
                 <w:szCs w:val="17"/>
                 <w:lang w:bidi="ar"/>
               </w:rPr>
-              <w:t>均</w:t>
-            </w:r>
-            <w:proofErr w:type="gramStart"/>
-            <w:r>
-              <w:rPr>
-                <w:rFonts w:ascii="思源黑体 CN Normal" w:eastAsia="思源黑体 CN Normal" w:hAnsi="思源黑体 CN Normal" w:cs="思源黑体 CN Light" w:hint="eastAsia"/>
-                <w:kern w:val="0"/>
-                <w:sz w:val="17"/>
-                <w:szCs w:val="17"/>
-                <w:lang w:bidi="ar"/>
-              </w:rPr>
-              <w:t>一</w:t>
-            </w:r>
-            <w:proofErr w:type="gramEnd"/>
-            <w:r>
-              <w:rPr>
-                <w:rFonts w:ascii="思源黑体 CN Normal" w:eastAsia="思源黑体 CN Normal" w:hAnsi="思源黑体 CN Normal" w:cs="思源黑体 CN Light" w:hint="eastAsia"/>
-                <w:kern w:val="0"/>
-                <w:sz w:val="17"/>
-                <w:szCs w:val="17"/>
-                <w:lang w:bidi="ar"/>
-              </w:rPr>
-              <w:t>性</w:t>
+              <w:t>均一性</w:t>
             </w:r>
             <w:r>
               <w:rPr>
@@ -23681,25 +22501,7 @@
                 <w:sz w:val="17"/>
                 <w:szCs w:val="17"/>
               </w:rPr>
-              <w:t>{{qc.dna_data_</w:t>
-            </w:r>
-            <w:proofErr w:type="gramStart"/>
-            <w:r>
-              <w:rPr>
-                <w:rFonts w:ascii="思源黑体 CN Normal" w:eastAsia="思源黑体 CN Normal" w:hAnsi="思源黑体 CN Normal"/>
-                <w:sz w:val="17"/>
-                <w:szCs w:val="17"/>
-              </w:rPr>
-              <w:t>qc.uni</w:t>
-            </w:r>
-            <w:proofErr w:type="gramEnd"/>
-            <w:r>
-              <w:rPr>
-                <w:rFonts w:ascii="思源黑体 CN Normal" w:eastAsia="思源黑体 CN Normal" w:hAnsi="思源黑体 CN Normal"/>
-                <w:sz w:val="17"/>
-                <w:szCs w:val="17"/>
-              </w:rPr>
-              <w:t>20}}</w:t>
+              <w:t>{{qc.dna_data_qc.uni20}}</w:t>
             </w:r>
           </w:p>
         </w:tc>
@@ -23853,34 +22655,7 @@
                 <w:sz w:val="17"/>
                 <w:szCs w:val="17"/>
               </w:rPr>
-              <w:t>{{</w:t>
-            </w:r>
-            <w:proofErr w:type="spellStart"/>
-            <w:r>
-              <w:rPr>
-                <w:rFonts w:ascii="思源黑体 CN Normal" w:eastAsia="思源黑体 CN Normal" w:hAnsi="思源黑体 CN Normal"/>
-                <w:sz w:val="17"/>
-                <w:szCs w:val="17"/>
-              </w:rPr>
-              <w:t>qc.dna_data_</w:t>
-            </w:r>
-            <w:proofErr w:type="gramStart"/>
-            <w:r>
-              <w:rPr>
-                <w:rFonts w:ascii="思源黑体 CN Normal" w:eastAsia="思源黑体 CN Normal" w:hAnsi="思源黑体 CN Normal"/>
-                <w:sz w:val="17"/>
-                <w:szCs w:val="17"/>
-              </w:rPr>
-              <w:t>qc.depth</w:t>
-            </w:r>
-            <w:proofErr w:type="gramEnd"/>
-            <w:r>
-              <w:rPr>
-                <w:rFonts w:ascii="思源黑体 CN Normal" w:eastAsia="思源黑体 CN Normal" w:hAnsi="思源黑体 CN Normal"/>
-                <w:sz w:val="17"/>
-                <w:szCs w:val="17"/>
-              </w:rPr>
-              <w:t>_mean</w:t>
+              <w:t>{{qc.dna_data_qc.depth_mean</w:t>
             </w:r>
             <w:r>
               <w:rPr>
@@ -23896,16 +22671,7 @@
                 <w:sz w:val="17"/>
                 <w:szCs w:val="17"/>
               </w:rPr>
-              <w:t>replace</w:t>
-            </w:r>
-            <w:proofErr w:type="spellEnd"/>
-            <w:r>
-              <w:rPr>
-                <w:rFonts w:ascii="思源黑体 CN Normal" w:eastAsia="思源黑体 CN Normal" w:hAnsi="思源黑体 CN Normal"/>
-                <w:sz w:val="17"/>
-                <w:szCs w:val="17"/>
-              </w:rPr>
-              <w:t>(“.00”,””)}}</w:t>
+              <w:t>replace(“.00”,””)}}</w:t>
             </w:r>
           </w:p>
         </w:tc>
@@ -24060,34 +22826,7 @@
                 <w:sz w:val="17"/>
                 <w:szCs w:val="17"/>
               </w:rPr>
-              <w:t>{{</w:t>
-            </w:r>
-            <w:proofErr w:type="spellStart"/>
-            <w:r>
-              <w:rPr>
-                <w:rFonts w:ascii="思源黑体 CN Normal" w:eastAsia="思源黑体 CN Normal" w:hAnsi="思源黑体 CN Normal"/>
-                <w:sz w:val="17"/>
-                <w:szCs w:val="17"/>
-              </w:rPr>
-              <w:t>qc.dna_data_</w:t>
-            </w:r>
-            <w:proofErr w:type="gramStart"/>
-            <w:r>
-              <w:rPr>
-                <w:rFonts w:ascii="思源黑体 CN Normal" w:eastAsia="思源黑体 CN Normal" w:hAnsi="思源黑体 CN Normal"/>
-                <w:sz w:val="17"/>
-                <w:szCs w:val="17"/>
-              </w:rPr>
-              <w:t>qc.depth</w:t>
-            </w:r>
-            <w:proofErr w:type="gramEnd"/>
-            <w:r>
-              <w:rPr>
-                <w:rFonts w:ascii="思源黑体 CN Normal" w:eastAsia="思源黑体 CN Normal" w:hAnsi="思源黑体 CN Normal"/>
-                <w:sz w:val="17"/>
-                <w:szCs w:val="17"/>
-              </w:rPr>
-              <w:t>_min</w:t>
+              <w:t>{{qc.dna_data_qc.depth_min</w:t>
             </w:r>
             <w:r>
               <w:rPr>
@@ -24103,16 +22842,7 @@
                 <w:sz w:val="17"/>
                 <w:szCs w:val="17"/>
               </w:rPr>
-              <w:t>replace</w:t>
-            </w:r>
-            <w:proofErr w:type="spellEnd"/>
-            <w:r>
-              <w:rPr>
-                <w:rFonts w:ascii="思源黑体 CN Normal" w:eastAsia="思源黑体 CN Normal" w:hAnsi="思源黑体 CN Normal"/>
-                <w:sz w:val="17"/>
-                <w:szCs w:val="17"/>
-              </w:rPr>
-              <w:t>(“.00”,””)}}</w:t>
+              <w:t>replace(“.00”,””)}}</w:t>
             </w:r>
           </w:p>
         </w:tc>
@@ -24231,27 +22961,7 @@
           <w:sz w:val="16"/>
           <w:szCs w:val="16"/>
         </w:rPr>
-        <w:t>仅送检样本类型包含石蜡</w:t>
-      </w:r>
-      <w:proofErr w:type="gramStart"/>
-      <w:r>
-        <w:rPr>
-          <w:rFonts w:ascii="思源黑体 CN Normal" w:eastAsia="思源黑体 CN Normal" w:hAnsi="思源黑体 CN Normal"/>
-          <w:color w:val="000000" w:themeColor="text1"/>
-          <w:sz w:val="16"/>
-          <w:szCs w:val="16"/>
-        </w:rPr>
-        <w:t>玻</w:t>
-      </w:r>
-      <w:proofErr w:type="gramEnd"/>
-      <w:r>
-        <w:rPr>
-          <w:rFonts w:ascii="思源黑体 CN Normal" w:eastAsia="思源黑体 CN Normal" w:hAnsi="思源黑体 CN Normal"/>
-          <w:color w:val="000000" w:themeColor="text1"/>
-          <w:sz w:val="16"/>
-          <w:szCs w:val="16"/>
-        </w:rPr>
-        <w:t>片时可进行此项评估；全血及对照样本不做此项评估</w:t>
+        <w:t>仅送检样本类型包含石蜡玻片时可进行此项评估；全血及对照样本不做此项评估</w:t>
       </w:r>
       <w:r>
         <w:rPr>
@@ -24412,27 +23122,7 @@
           <w:sz w:val="16"/>
           <w:szCs w:val="16"/>
         </w:rPr>
-        <w:t>覆盖度：检测到的区域</w:t>
-      </w:r>
-      <w:proofErr w:type="gramStart"/>
-      <w:r>
-        <w:rPr>
-          <w:rFonts w:ascii="思源黑体 CN Normal" w:eastAsia="思源黑体 CN Normal" w:hAnsi="思源黑体 CN Normal" w:hint="eastAsia"/>
-          <w:color w:val="000000" w:themeColor="text1"/>
-          <w:sz w:val="16"/>
-          <w:szCs w:val="16"/>
-        </w:rPr>
-        <w:t>占目标</w:t>
-      </w:r>
-      <w:proofErr w:type="gramEnd"/>
-      <w:r>
-        <w:rPr>
-          <w:rFonts w:ascii="思源黑体 CN Normal" w:eastAsia="思源黑体 CN Normal" w:hAnsi="思源黑体 CN Normal" w:hint="eastAsia"/>
-          <w:color w:val="000000" w:themeColor="text1"/>
-          <w:sz w:val="16"/>
-          <w:szCs w:val="16"/>
-        </w:rPr>
-        <w:t>区域的比例；</w:t>
+        <w:t>覆盖度：检测到的区域占目标区域的比例；</w:t>
       </w:r>
     </w:p>
     <w:p>
@@ -24457,27 +23147,7 @@
           <w:sz w:val="16"/>
           <w:szCs w:val="16"/>
         </w:rPr>
-        <w:t>均</w:t>
-      </w:r>
-      <w:proofErr w:type="gramStart"/>
-      <w:r>
-        <w:rPr>
-          <w:rFonts w:ascii="思源黑体 CN Normal" w:eastAsia="思源黑体 CN Normal" w:hAnsi="思源黑体 CN Normal" w:hint="eastAsia"/>
-          <w:color w:val="000000" w:themeColor="text1"/>
-          <w:sz w:val="16"/>
-          <w:szCs w:val="16"/>
-        </w:rPr>
-        <w:t>一</w:t>
-      </w:r>
-      <w:proofErr w:type="gramEnd"/>
-      <w:r>
-        <w:rPr>
-          <w:rFonts w:ascii="思源黑体 CN Normal" w:eastAsia="思源黑体 CN Normal" w:hAnsi="思源黑体 CN Normal" w:hint="eastAsia"/>
-          <w:color w:val="000000" w:themeColor="text1"/>
-          <w:sz w:val="16"/>
-          <w:szCs w:val="16"/>
-        </w:rPr>
-        <w:t>性：整体目标区域中，测序深度超过平均深度</w:t>
+        <w:t>均一性：整体目标区域中，测序深度超过平均深度</w:t>
       </w:r>
       <w:r>
         <w:rPr>
@@ -24556,7 +23226,7 @@
           <w:sz w:val="16"/>
           <w:szCs w:val="16"/>
         </w:rPr>
-        <w:t>：即为最低扩增子测序深度，本项目为扩增子测序，要求深度最低的扩增子的深度也要达到</w:t>
+        <w:t>：本项目为扩增子测序，要求深度最低的扩增子的深度也要达到</w:t>
       </w:r>
       <w:r>
         <w:rPr>
@@ -24608,27 +23278,7 @@
           <w:sz w:val="16"/>
           <w:szCs w:val="16"/>
         </w:rPr>
-        <w:t>/”，表示此质</w:t>
-      </w:r>
-      <w:proofErr w:type="gramStart"/>
-      <w:r>
-        <w:rPr>
-          <w:rFonts w:ascii="思源黑体 CN Normal" w:eastAsia="思源黑体 CN Normal" w:hAnsi="思源黑体 CN Normal"/>
-          <w:color w:val="000000" w:themeColor="text1"/>
-          <w:sz w:val="16"/>
-          <w:szCs w:val="16"/>
-        </w:rPr>
-        <w:t>控项并非</w:t>
-      </w:r>
-      <w:proofErr w:type="gramEnd"/>
-      <w:r>
-        <w:rPr>
-          <w:rFonts w:ascii="思源黑体 CN Normal" w:eastAsia="思源黑体 CN Normal" w:hAnsi="思源黑体 CN Normal"/>
-          <w:color w:val="000000" w:themeColor="text1"/>
-          <w:sz w:val="16"/>
-          <w:szCs w:val="16"/>
-        </w:rPr>
-        <w:t>本检测的必要质控项，结果仅供参考；</w:t>
+        <w:t>/”，表示此质控项并非本检测的必要质控项，结果仅供参考；</w:t>
       </w:r>
     </w:p>
     <w:p>
@@ -24659,7 +23309,7 @@
     <w:p>
       <w:pPr>
         <w:rPr>
-          <w:rFonts w:ascii="思源黑体 CN Normal" w:eastAsia="思源黑体 CN Normal" w:hAnsi="思源黑体 CN Normal" w:hint="eastAsia"/>
+          <w:rFonts w:ascii="思源黑体 CN Normal" w:eastAsia="思源黑体 CN Normal" w:hAnsi="思源黑体 CN Normal"/>
           <w:sz w:val="16"/>
           <w:szCs w:val="16"/>
         </w:rPr>
@@ -24902,51 +23552,7 @@
           <w:szCs w:val="13"/>
           <w:highlight w:val="magenta"/>
         </w:rPr>
-        <w:t xml:space="preserve">{{r </w:t>
-      </w:r>
-      <w:proofErr w:type="spellStart"/>
-      <w:r>
-        <w:rPr>
-          <w:rFonts w:ascii="思源黑体 CN Light" w:eastAsia="思源黑体 CN Light" w:hAnsi="思源黑体 CN Light"/>
-          <w:color w:val="595959" w:themeColor="text1" w:themeTint="A6"/>
-          <w:sz w:val="13"/>
-          <w:szCs w:val="13"/>
-          <w:highlight w:val="magenta"/>
-        </w:rPr>
-        <w:t>page_</w:t>
-      </w:r>
-      <w:proofErr w:type="gramStart"/>
-      <w:r>
-        <w:rPr>
-          <w:rFonts w:ascii="思源黑体 CN Light" w:eastAsia="思源黑体 CN Light" w:hAnsi="思源黑体 CN Light"/>
-          <w:color w:val="595959" w:themeColor="text1" w:themeTint="A6"/>
-          <w:sz w:val="13"/>
-          <w:szCs w:val="13"/>
-          <w:highlight w:val="magenta"/>
-        </w:rPr>
-        <w:t>break</w:t>
-      </w:r>
-      <w:proofErr w:type="spellEnd"/>
-      <w:r>
-        <w:rPr>
-          <w:rFonts w:ascii="思源黑体 CN Light" w:eastAsia="思源黑体 CN Light" w:hAnsi="思源黑体 CN Light"/>
-          <w:color w:val="595959" w:themeColor="text1" w:themeTint="A6"/>
-          <w:sz w:val="13"/>
-          <w:szCs w:val="13"/>
-          <w:highlight w:val="magenta"/>
-        </w:rPr>
-        <w:t xml:space="preserve"> }</w:t>
-      </w:r>
-      <w:proofErr w:type="gramEnd"/>
-      <w:r>
-        <w:rPr>
-          <w:rFonts w:ascii="思源黑体 CN Light" w:eastAsia="思源黑体 CN Light" w:hAnsi="思源黑体 CN Light"/>
-          <w:color w:val="595959" w:themeColor="text1" w:themeTint="A6"/>
-          <w:sz w:val="13"/>
-          <w:szCs w:val="13"/>
-          <w:highlight w:val="magenta"/>
-        </w:rPr>
-        <w:t>}</w:t>
+        <w:t>{{r page_break }}</w:t>
       </w:r>
     </w:p>
     <w:p>
@@ -24966,58 +23572,7 @@
           <w:szCs w:val="16"/>
           <w:highlight w:val="cyan"/>
         </w:rPr>
-        <w:t xml:space="preserve">{%p if </w:t>
-      </w:r>
-      <w:proofErr w:type="spellStart"/>
-      <w:r>
-        <w:rPr>
-          <w:rFonts w:ascii="思源黑体 CN Normal" w:eastAsia="思源黑体 CN Normal" w:hAnsi="思源黑体 CN Normal"/>
-          <w:sz w:val="16"/>
-          <w:szCs w:val="16"/>
-          <w:highlight w:val="cyan"/>
-        </w:rPr>
-        <w:t>judge_brca_cnv</w:t>
-      </w:r>
-      <w:proofErr w:type="spellEnd"/>
-      <w:r>
-        <w:rPr>
-          <w:rFonts w:ascii="思源黑体 CN Normal" w:eastAsia="思源黑体 CN Normal" w:hAnsi="思源黑体 CN Normal"/>
-          <w:sz w:val="16"/>
-          <w:szCs w:val="16"/>
-          <w:highlight w:val="cyan"/>
-        </w:rPr>
-        <w:t xml:space="preserve"> == “</w:t>
-      </w:r>
-      <w:proofErr w:type="spellStart"/>
-      <w:proofErr w:type="gramStart"/>
-      <w:r>
-        <w:rPr>
-          <w:rFonts w:ascii="思源黑体 CN Normal" w:eastAsia="思源黑体 CN Normal" w:hAnsi="思源黑体 CN Normal"/>
-          <w:sz w:val="16"/>
-          <w:szCs w:val="16"/>
-          <w:highlight w:val="cyan"/>
-        </w:rPr>
-        <w:t>mlpa</w:t>
-      </w:r>
-      <w:proofErr w:type="spellEnd"/>
-      <w:r>
-        <w:rPr>
-          <w:rFonts w:ascii="思源黑体 CN Normal" w:eastAsia="思源黑体 CN Normal" w:hAnsi="思源黑体 CN Normal"/>
-          <w:sz w:val="16"/>
-          <w:szCs w:val="16"/>
-          <w:highlight w:val="cyan"/>
-        </w:rPr>
-        <w:t>”%</w:t>
-      </w:r>
-      <w:proofErr w:type="gramEnd"/>
-      <w:r>
-        <w:rPr>
-          <w:rFonts w:ascii="思源黑体 CN Normal" w:eastAsia="思源黑体 CN Normal" w:hAnsi="思源黑体 CN Normal"/>
-          <w:sz w:val="16"/>
-          <w:szCs w:val="16"/>
-          <w:highlight w:val="cyan"/>
-        </w:rPr>
-        <w:t>}</w:t>
+        <w:t>{%p if judge_brca_cnv == “mlpa”%}</w:t>
       </w:r>
     </w:p>
     <w:p>
@@ -25034,25 +23589,7 @@
           <w:sz w:val="16"/>
           <w:szCs w:val="16"/>
         </w:rPr>
-        <w:t>{%p if var_brca.snv_</w:t>
-      </w:r>
-      <w:proofErr w:type="gramStart"/>
-      <w:r>
-        <w:rPr>
-          <w:rFonts w:ascii="思源黑体 CN Normal" w:eastAsia="思源黑体 CN Normal" w:hAnsi="思源黑体 CN Normal"/>
-          <w:sz w:val="16"/>
-          <w:szCs w:val="16"/>
-        </w:rPr>
-        <w:t>s.B</w:t>
-      </w:r>
-      <w:proofErr w:type="gramEnd"/>
-      <w:r>
-        <w:rPr>
-          <w:rFonts w:ascii="思源黑体 CN Normal" w:eastAsia="思源黑体 CN Normal" w:hAnsi="思源黑体 CN Normal"/>
-          <w:sz w:val="16"/>
-          <w:szCs w:val="16"/>
-        </w:rPr>
-        <w:t>1_L5 + var_brca.snv_s.B2_L5 + var_brca.mlpa_v2.B1_mlpa_L5 + var_brca.mlpa_v2.B2_mlpa_L5 + var_brca.snv_s.B1_L4 + var_brca.snv_s.B2_L4 + var_brca.mlpa_v2.B1_mlpa_L4 + var_brca.mlpa_v2.B2_mlpa_L4 %}</w:t>
+        <w:t>{%p if var_brca.snv_s.B1_L5 + var_brca.snv_s.B2_L5 + var_brca.mlpa_v2.B1_mlpa_L5 + var_brca.mlpa_v2.B2_mlpa_L5 + var_brca.snv_s.B1_L4 + var_brca.snv_s.B2_L4 + var_brca.mlpa_v2.B1_mlpa_L4 + var_brca.mlpa_v2.B2_mlpa_L4 %}</w:t>
       </w:r>
     </w:p>
     <w:p>
@@ -25070,27 +23607,7 @@
           <w:szCs w:val="16"/>
           <w:highlight w:val="blue"/>
         </w:rPr>
-        <w:t xml:space="preserve">{%p if “健康” not in </w:t>
-      </w:r>
-      <w:proofErr w:type="spellStart"/>
-      <w:r>
-        <w:rPr>
-          <w:rFonts w:ascii="思源黑体 CN Normal" w:eastAsia="思源黑体 CN Normal" w:hAnsi="思源黑体 CN Normal"/>
-          <w:sz w:val="16"/>
-          <w:szCs w:val="16"/>
-          <w:highlight w:val="blue"/>
-        </w:rPr>
-        <w:t>sample.tumor_names_cn</w:t>
-      </w:r>
-      <w:proofErr w:type="spellEnd"/>
-      <w:r>
-        <w:rPr>
-          <w:rFonts w:ascii="思源黑体 CN Normal" w:eastAsia="思源黑体 CN Normal" w:hAnsi="思源黑体 CN Normal"/>
-          <w:sz w:val="16"/>
-          <w:szCs w:val="16"/>
-          <w:highlight w:val="blue"/>
-        </w:rPr>
-        <w:t>%}</w:t>
+        <w:t>{%p if “健康” not in sample.tumor_names_cn%}</w:t>
       </w:r>
     </w:p>
     <w:tbl>
@@ -25719,27 +24236,7 @@
           <w:szCs w:val="16"/>
           <w:highlight w:val="blue"/>
         </w:rPr>
-        <w:t xml:space="preserve">{%p if “健康” not in </w:t>
-      </w:r>
-      <w:proofErr w:type="spellStart"/>
-      <w:r>
-        <w:rPr>
-          <w:rFonts w:ascii="思源黑体 CN Normal" w:eastAsia="思源黑体 CN Normal" w:hAnsi="思源黑体 CN Normal"/>
-          <w:sz w:val="16"/>
-          <w:szCs w:val="16"/>
-          <w:highlight w:val="blue"/>
-        </w:rPr>
-        <w:t>sample.tumor_names_cn</w:t>
-      </w:r>
-      <w:proofErr w:type="spellEnd"/>
-      <w:r>
-        <w:rPr>
-          <w:rFonts w:ascii="思源黑体 CN Normal" w:eastAsia="思源黑体 CN Normal" w:hAnsi="思源黑体 CN Normal"/>
-          <w:sz w:val="16"/>
-          <w:szCs w:val="16"/>
-          <w:highlight w:val="blue"/>
-        </w:rPr>
-        <w:t>%}</w:t>
+        <w:t>{%p if “健康” not in sample.tumor_names_cn%}</w:t>
       </w:r>
     </w:p>
     <w:tbl>
@@ -26395,25 +24892,7 @@
           <w:sz w:val="16"/>
           <w:szCs w:val="16"/>
         </w:rPr>
-        <w:t>{%p if var_brca.snv_</w:t>
-      </w:r>
-      <w:proofErr w:type="gramStart"/>
-      <w:r>
-        <w:rPr>
-          <w:rFonts w:ascii="思源黑体 CN Normal" w:eastAsia="思源黑体 CN Normal" w:hAnsi="思源黑体 CN Normal"/>
-          <w:sz w:val="16"/>
-          <w:szCs w:val="16"/>
-        </w:rPr>
-        <w:t>s.B</w:t>
-      </w:r>
-      <w:proofErr w:type="gramEnd"/>
-      <w:r>
-        <w:rPr>
-          <w:rFonts w:ascii="思源黑体 CN Normal" w:eastAsia="思源黑体 CN Normal" w:hAnsi="思源黑体 CN Normal"/>
-          <w:sz w:val="16"/>
-          <w:szCs w:val="16"/>
-        </w:rPr>
-        <w:t>1_L5 + var_brca.snv_s.B2_L5 + var_brca.gcnv_v2.B1_gcnv_L5 + var_brca.gcnv_v2.B2_gcnv_L5 + var_brca.snv_s.B1_L4 + var_brca.snv_s.B2_L4 + var_brca.gcnv_v2.B1_gcnv_L4 + var_brca.gcnv_v2.B2_gcnv_L4 %}</w:t>
+        <w:t>{%p if var_brca.snv_s.B1_L5 + var_brca.snv_s.B2_L5 + var_brca.gcnv_v2.B1_gcnv_L5 + var_brca.gcnv_v2.B2_gcnv_L5 + var_brca.snv_s.B1_L4 + var_brca.snv_s.B2_L4 + var_brca.gcnv_v2.B1_gcnv_L4 + var_brca.gcnv_v2.B2_gcnv_L4 %}</w:t>
       </w:r>
     </w:p>
     <w:p>
@@ -26431,27 +24910,7 @@
           <w:szCs w:val="16"/>
           <w:highlight w:val="blue"/>
         </w:rPr>
-        <w:t xml:space="preserve">{%p if “健康” not in </w:t>
-      </w:r>
-      <w:proofErr w:type="spellStart"/>
-      <w:r>
-        <w:rPr>
-          <w:rFonts w:ascii="思源黑体 CN Normal" w:eastAsia="思源黑体 CN Normal" w:hAnsi="思源黑体 CN Normal"/>
-          <w:sz w:val="16"/>
-          <w:szCs w:val="16"/>
-          <w:highlight w:val="blue"/>
-        </w:rPr>
-        <w:t>sample.tumor_names_cn</w:t>
-      </w:r>
-      <w:proofErr w:type="spellEnd"/>
-      <w:r>
-        <w:rPr>
-          <w:rFonts w:ascii="思源黑体 CN Normal" w:eastAsia="思源黑体 CN Normal" w:hAnsi="思源黑体 CN Normal"/>
-          <w:sz w:val="16"/>
-          <w:szCs w:val="16"/>
-          <w:highlight w:val="blue"/>
-        </w:rPr>
-        <w:t>%}</w:t>
+        <w:t>{%p if “健康” not in sample.tumor_names_cn%}</w:t>
       </w:r>
     </w:p>
     <w:tbl>
@@ -27081,27 +25540,7 @@
           <w:highlight w:val="blue"/>
         </w:rPr>
         <w:lastRenderedPageBreak/>
-        <w:t xml:space="preserve">{%p if “健康” not in </w:t>
-      </w:r>
-      <w:proofErr w:type="spellStart"/>
-      <w:r>
-        <w:rPr>
-          <w:rFonts w:ascii="思源黑体 CN Normal" w:eastAsia="思源黑体 CN Normal" w:hAnsi="思源黑体 CN Normal"/>
-          <w:sz w:val="16"/>
-          <w:szCs w:val="16"/>
-          <w:highlight w:val="blue"/>
-        </w:rPr>
-        <w:t>sample.tumor_names_cn</w:t>
-      </w:r>
-      <w:proofErr w:type="spellEnd"/>
-      <w:r>
-        <w:rPr>
-          <w:rFonts w:ascii="思源黑体 CN Normal" w:eastAsia="思源黑体 CN Normal" w:hAnsi="思源黑体 CN Normal"/>
-          <w:sz w:val="16"/>
-          <w:szCs w:val="16"/>
-          <w:highlight w:val="blue"/>
-        </w:rPr>
-        <w:t>%}</w:t>
+        <w:t>{%p if “健康” not in sample.tumor_names_cn%}</w:t>
       </w:r>
     </w:p>
     <w:tbl>
@@ -27837,51 +26276,7 @@
           <w:szCs w:val="13"/>
           <w:highlight w:val="magenta"/>
         </w:rPr>
-        <w:t xml:space="preserve">{{r </w:t>
-      </w:r>
-      <w:proofErr w:type="spellStart"/>
-      <w:r>
-        <w:rPr>
-          <w:rFonts w:ascii="思源黑体 CN Light" w:eastAsia="思源黑体 CN Light" w:hAnsi="思源黑体 CN Light"/>
-          <w:color w:val="595959" w:themeColor="text1" w:themeTint="A6"/>
-          <w:sz w:val="13"/>
-          <w:szCs w:val="13"/>
-          <w:highlight w:val="magenta"/>
-        </w:rPr>
-        <w:t>page_</w:t>
-      </w:r>
-      <w:proofErr w:type="gramStart"/>
-      <w:r>
-        <w:rPr>
-          <w:rFonts w:ascii="思源黑体 CN Light" w:eastAsia="思源黑体 CN Light" w:hAnsi="思源黑体 CN Light"/>
-          <w:color w:val="595959" w:themeColor="text1" w:themeTint="A6"/>
-          <w:sz w:val="13"/>
-          <w:szCs w:val="13"/>
-          <w:highlight w:val="magenta"/>
-        </w:rPr>
-        <w:t>break</w:t>
-      </w:r>
-      <w:proofErr w:type="spellEnd"/>
-      <w:r>
-        <w:rPr>
-          <w:rFonts w:ascii="思源黑体 CN Light" w:eastAsia="思源黑体 CN Light" w:hAnsi="思源黑体 CN Light"/>
-          <w:color w:val="595959" w:themeColor="text1" w:themeTint="A6"/>
-          <w:sz w:val="13"/>
-          <w:szCs w:val="13"/>
-          <w:highlight w:val="magenta"/>
-        </w:rPr>
-        <w:t xml:space="preserve"> }</w:t>
-      </w:r>
-      <w:proofErr w:type="gramEnd"/>
-      <w:r>
-        <w:rPr>
-          <w:rFonts w:ascii="思源黑体 CN Light" w:eastAsia="思源黑体 CN Light" w:hAnsi="思源黑体 CN Light"/>
-          <w:color w:val="595959" w:themeColor="text1" w:themeTint="A6"/>
-          <w:sz w:val="13"/>
-          <w:szCs w:val="13"/>
-          <w:highlight w:val="magenta"/>
-        </w:rPr>
-        <w:t>}</w:t>
+        <w:t>{{r page_break }}</w:t>
       </w:r>
     </w:p>
     <w:p>
@@ -27901,58 +26296,7 @@
           <w:szCs w:val="16"/>
           <w:highlight w:val="cyan"/>
         </w:rPr>
-        <w:t xml:space="preserve">{%p if </w:t>
-      </w:r>
-      <w:proofErr w:type="spellStart"/>
-      <w:r>
-        <w:rPr>
-          <w:rFonts w:ascii="思源黑体 CN Normal" w:eastAsia="思源黑体 CN Normal" w:hAnsi="思源黑体 CN Normal"/>
-          <w:sz w:val="16"/>
-          <w:szCs w:val="16"/>
-          <w:highlight w:val="cyan"/>
-        </w:rPr>
-        <w:t>judge_brca_cnv</w:t>
-      </w:r>
-      <w:proofErr w:type="spellEnd"/>
-      <w:r>
-        <w:rPr>
-          <w:rFonts w:ascii="思源黑体 CN Normal" w:eastAsia="思源黑体 CN Normal" w:hAnsi="思源黑体 CN Normal"/>
-          <w:sz w:val="16"/>
-          <w:szCs w:val="16"/>
-          <w:highlight w:val="cyan"/>
-        </w:rPr>
-        <w:t xml:space="preserve"> == “</w:t>
-      </w:r>
-      <w:proofErr w:type="spellStart"/>
-      <w:proofErr w:type="gramStart"/>
-      <w:r>
-        <w:rPr>
-          <w:rFonts w:ascii="思源黑体 CN Normal" w:eastAsia="思源黑体 CN Normal" w:hAnsi="思源黑体 CN Normal"/>
-          <w:sz w:val="16"/>
-          <w:szCs w:val="16"/>
-          <w:highlight w:val="cyan"/>
-        </w:rPr>
-        <w:t>mlpa</w:t>
-      </w:r>
-      <w:proofErr w:type="spellEnd"/>
-      <w:r>
-        <w:rPr>
-          <w:rFonts w:ascii="思源黑体 CN Normal" w:eastAsia="思源黑体 CN Normal" w:hAnsi="思源黑体 CN Normal"/>
-          <w:sz w:val="16"/>
-          <w:szCs w:val="16"/>
-          <w:highlight w:val="cyan"/>
-        </w:rPr>
-        <w:t>”%</w:t>
-      </w:r>
-      <w:proofErr w:type="gramEnd"/>
-      <w:r>
-        <w:rPr>
-          <w:rFonts w:ascii="思源黑体 CN Normal" w:eastAsia="思源黑体 CN Normal" w:hAnsi="思源黑体 CN Normal"/>
-          <w:sz w:val="16"/>
-          <w:szCs w:val="16"/>
-          <w:highlight w:val="cyan"/>
-        </w:rPr>
-        <w:t>}</w:t>
+        <w:t>{%p if judge_brca_cnv == “mlpa”%}</w:t>
       </w:r>
     </w:p>
     <w:p>
@@ -27969,25 +26313,7 @@
           <w:sz w:val="16"/>
           <w:szCs w:val="16"/>
         </w:rPr>
-        <w:t>{%p if var_brca.snv_</w:t>
-      </w:r>
-      <w:proofErr w:type="gramStart"/>
-      <w:r>
-        <w:rPr>
-          <w:rFonts w:ascii="思源黑体 CN Normal" w:eastAsia="思源黑体 CN Normal" w:hAnsi="思源黑体 CN Normal"/>
-          <w:sz w:val="16"/>
-          <w:szCs w:val="16"/>
-        </w:rPr>
-        <w:t>s.B</w:t>
-      </w:r>
-      <w:proofErr w:type="gramEnd"/>
-      <w:r>
-        <w:rPr>
-          <w:rFonts w:ascii="思源黑体 CN Normal" w:eastAsia="思源黑体 CN Normal" w:hAnsi="思源黑体 CN Normal"/>
-          <w:sz w:val="16"/>
-          <w:szCs w:val="16"/>
-        </w:rPr>
-        <w:t>1_L5 + var_brca.snv_s.B2_L5 + var_brca.mlpa_v2.B1_mlpa_L5 + var_brca.mlpa_v2.B2_mlpa_L5 + var_brca.snv_s.B1_L4 + var_brca.snv_s.B2_L4 + var_brca.mlpa_v2.B1_mlpa_L4 + var_brca.mlpa_v2.B2_mlpa_L4 %}</w:t>
+        <w:t>{%p if var_brca.snv_s.B1_L5 + var_brca.snv_s.B2_L5 + var_brca.mlpa_v2.B1_mlpa_L5 + var_brca.mlpa_v2.B2_mlpa_L5 + var_brca.snv_s.B1_L4 + var_brca.snv_s.B2_L4 + var_brca.mlpa_v2.B1_mlpa_L4 + var_brca.mlpa_v2.B2_mlpa_L4 %}</w:t>
       </w:r>
     </w:p>
     <w:p>
@@ -28005,27 +26331,7 @@
           <w:szCs w:val="16"/>
           <w:highlight w:val="blue"/>
         </w:rPr>
-        <w:t xml:space="preserve">{%p if “健康” not in </w:t>
-      </w:r>
-      <w:proofErr w:type="spellStart"/>
-      <w:r>
-        <w:rPr>
-          <w:rFonts w:ascii="思源黑体 CN Normal" w:eastAsia="思源黑体 CN Normal" w:hAnsi="思源黑体 CN Normal"/>
-          <w:sz w:val="16"/>
-          <w:szCs w:val="16"/>
-          <w:highlight w:val="blue"/>
-        </w:rPr>
-        <w:t>sample.tumor_names_cn</w:t>
-      </w:r>
-      <w:proofErr w:type="spellEnd"/>
-      <w:r>
-        <w:rPr>
-          <w:rFonts w:ascii="思源黑体 CN Normal" w:eastAsia="思源黑体 CN Normal" w:hAnsi="思源黑体 CN Normal"/>
-          <w:sz w:val="16"/>
-          <w:szCs w:val="16"/>
-          <w:highlight w:val="blue"/>
-        </w:rPr>
-        <w:t>%}</w:t>
+        <w:t>{%p if “健康” not in sample.tumor_names_cn%}</w:t>
       </w:r>
     </w:p>
     <w:tbl>
@@ -28665,27 +26971,7 @@
           <w:szCs w:val="16"/>
           <w:highlight w:val="blue"/>
         </w:rPr>
-        <w:t xml:space="preserve">{%p if “健康” not in </w:t>
-      </w:r>
-      <w:proofErr w:type="spellStart"/>
-      <w:r>
-        <w:rPr>
-          <w:rFonts w:ascii="思源黑体 CN Normal" w:eastAsia="思源黑体 CN Normal" w:hAnsi="思源黑体 CN Normal"/>
-          <w:sz w:val="16"/>
-          <w:szCs w:val="16"/>
-          <w:highlight w:val="blue"/>
-        </w:rPr>
-        <w:t>sample.tumor_names_cn</w:t>
-      </w:r>
-      <w:proofErr w:type="spellEnd"/>
-      <w:r>
-        <w:rPr>
-          <w:rFonts w:ascii="思源黑体 CN Normal" w:eastAsia="思源黑体 CN Normal" w:hAnsi="思源黑体 CN Normal"/>
-          <w:sz w:val="16"/>
-          <w:szCs w:val="16"/>
-          <w:highlight w:val="blue"/>
-        </w:rPr>
-        <w:t>%}</w:t>
+        <w:t>{%p if “健康” not in sample.tumor_names_cn%}</w:t>
       </w:r>
     </w:p>
     <w:tbl>
@@ -29363,25 +27649,7 @@
           <w:sz w:val="16"/>
           <w:szCs w:val="16"/>
         </w:rPr>
-        <w:t>{%p if var_brca.snv_</w:t>
-      </w:r>
-      <w:proofErr w:type="gramStart"/>
-      <w:r>
-        <w:rPr>
-          <w:rFonts w:ascii="思源黑体 CN Normal" w:eastAsia="思源黑体 CN Normal" w:hAnsi="思源黑体 CN Normal"/>
-          <w:sz w:val="16"/>
-          <w:szCs w:val="16"/>
-        </w:rPr>
-        <w:t>s.B</w:t>
-      </w:r>
-      <w:proofErr w:type="gramEnd"/>
-      <w:r>
-        <w:rPr>
-          <w:rFonts w:ascii="思源黑体 CN Normal" w:eastAsia="思源黑体 CN Normal" w:hAnsi="思源黑体 CN Normal"/>
-          <w:sz w:val="16"/>
-          <w:szCs w:val="16"/>
-        </w:rPr>
-        <w:t>1_L5 + var_brca.snv_s.B2_L5 + var_brca.gcnv_v2.B1_gcnv_L5 + var_brca.gcnv_v2.B2_gcnv_L5 + var_brca.snv_s.B1_L4 + var_brca.snv_s.B2_L4 + var_brca.gcnv_v2.B1_gcnv_L4 + var_brca.gcnv_v2.B2_gcnv_L4 %}</w:t>
+        <w:t>{%p if var_brca.snv_s.B1_L5 + var_brca.snv_s.B2_L5 + var_brca.gcnv_v2.B1_gcnv_L5 + var_brca.gcnv_v2.B2_gcnv_L5 + var_brca.snv_s.B1_L4 + var_brca.snv_s.B2_L4 + var_brca.gcnv_v2.B1_gcnv_L4 + var_brca.gcnv_v2.B2_gcnv_L4 %}</w:t>
       </w:r>
     </w:p>
     <w:p>
@@ -29399,27 +27667,7 @@
           <w:szCs w:val="16"/>
           <w:highlight w:val="blue"/>
         </w:rPr>
-        <w:t xml:space="preserve">{%p if “健康” not in </w:t>
-      </w:r>
-      <w:proofErr w:type="spellStart"/>
-      <w:r>
-        <w:rPr>
-          <w:rFonts w:ascii="思源黑体 CN Normal" w:eastAsia="思源黑体 CN Normal" w:hAnsi="思源黑体 CN Normal"/>
-          <w:sz w:val="16"/>
-          <w:szCs w:val="16"/>
-          <w:highlight w:val="blue"/>
-        </w:rPr>
-        <w:t>sample.tumor_names_cn</w:t>
-      </w:r>
-      <w:proofErr w:type="spellEnd"/>
-      <w:r>
-        <w:rPr>
-          <w:rFonts w:ascii="思源黑体 CN Normal" w:eastAsia="思源黑体 CN Normal" w:hAnsi="思源黑体 CN Normal"/>
-          <w:sz w:val="16"/>
-          <w:szCs w:val="16"/>
-          <w:highlight w:val="blue"/>
-        </w:rPr>
-        <w:t>%}</w:t>
+        <w:t>{%p if “健康” not in sample.tumor_names_cn%}</w:t>
       </w:r>
     </w:p>
     <w:tbl>
@@ -30049,27 +28297,7 @@
           <w:szCs w:val="16"/>
           <w:highlight w:val="blue"/>
         </w:rPr>
-        <w:t xml:space="preserve">{%p if “健康” not in </w:t>
-      </w:r>
-      <w:proofErr w:type="spellStart"/>
-      <w:r>
-        <w:rPr>
-          <w:rFonts w:ascii="思源黑体 CN Normal" w:eastAsia="思源黑体 CN Normal" w:hAnsi="思源黑体 CN Normal"/>
-          <w:sz w:val="16"/>
-          <w:szCs w:val="16"/>
-          <w:highlight w:val="blue"/>
-        </w:rPr>
-        <w:t>sample.tumor_names_cn</w:t>
-      </w:r>
-      <w:proofErr w:type="spellEnd"/>
-      <w:r>
-        <w:rPr>
-          <w:rFonts w:ascii="思源黑体 CN Normal" w:eastAsia="思源黑体 CN Normal" w:hAnsi="思源黑体 CN Normal"/>
-          <w:sz w:val="16"/>
-          <w:szCs w:val="16"/>
-          <w:highlight w:val="blue"/>
-        </w:rPr>
-        <w:t>%}</w:t>
+        <w:t>{%p if “健康” not in sample.tumor_names_cn%}</w:t>
       </w:r>
     </w:p>
     <w:tbl>
@@ -30894,25 +29122,7 @@
           <w:sz w:val="16"/>
           <w:szCs w:val="16"/>
         </w:rPr>
-        <w:t xml:space="preserve">NCCN Clinical Practice Guidelines in Oncology-Genetic/Familial High-Risk Assessment: Breast, Ovarian, and Pancreatic. (version </w:t>
-      </w:r>
-      <w:proofErr w:type="gramStart"/>
-      <w:r>
-        <w:rPr>
-          <w:rFonts w:ascii="思源黑体 CN Normal" w:eastAsia="思源黑体 CN Normal" w:hAnsi="思源黑体 CN Normal"/>
-          <w:sz w:val="16"/>
-          <w:szCs w:val="16"/>
-        </w:rPr>
-        <w:t>2.2024)[</w:t>
-      </w:r>
-      <w:proofErr w:type="gramEnd"/>
-      <w:r>
-        <w:rPr>
-          <w:rFonts w:ascii="思源黑体 CN Normal" w:eastAsia="思源黑体 CN Normal" w:hAnsi="思源黑体 CN Normal"/>
-          <w:sz w:val="16"/>
-          <w:szCs w:val="16"/>
-        </w:rPr>
-        <w:t>EB/OL]. http://www.nccn.org</w:t>
+        <w:t>NCCN Clinical Practice Guidelines in Oncology-Genetic/Familial High-Risk Assessment: Breast, Ovarian, and Pancreatic. (version 2.2024)[EB/OL]. http://www.nccn.org</w:t>
       </w:r>
     </w:p>
     <w:p>
@@ -30935,25 +29145,7 @@
           <w:sz w:val="16"/>
           <w:szCs w:val="16"/>
         </w:rPr>
-        <w:t xml:space="preserve">NCCN Clinical Practice Guidelines in Oncology-Breast Cancer Risk Reduction. (version </w:t>
-      </w:r>
-      <w:proofErr w:type="gramStart"/>
-      <w:r>
-        <w:rPr>
-          <w:rFonts w:ascii="思源黑体 CN Normal" w:eastAsia="思源黑体 CN Normal" w:hAnsi="思源黑体 CN Normal"/>
-          <w:sz w:val="16"/>
-          <w:szCs w:val="16"/>
-        </w:rPr>
-        <w:t>1.2024)[</w:t>
-      </w:r>
-      <w:proofErr w:type="gramEnd"/>
-      <w:r>
-        <w:rPr>
-          <w:rFonts w:ascii="思源黑体 CN Normal" w:eastAsia="思源黑体 CN Normal" w:hAnsi="思源黑体 CN Normal"/>
-          <w:sz w:val="16"/>
-          <w:szCs w:val="16"/>
-        </w:rPr>
-        <w:t>EB/OL]. http://www.nccn.org</w:t>
+        <w:t>NCCN Clinical Practice Guidelines in Oncology-Breast Cancer Risk Reduction. (version 1.2024)[EB/OL]. http://www.nccn.org</w:t>
       </w:r>
     </w:p>
     <w:p>
@@ -30976,25 +29168,7 @@
           <w:sz w:val="16"/>
           <w:szCs w:val="16"/>
         </w:rPr>
-        <w:t xml:space="preserve">NCCN Clinical Practice Guidelines in Oncology-Ovarian Cancer Including Fallopian Tube Cancer and Primary Peritoneal Cancer. (version </w:t>
-      </w:r>
-      <w:proofErr w:type="gramStart"/>
-      <w:r>
-        <w:rPr>
-          <w:rFonts w:ascii="思源黑体 CN Normal" w:eastAsia="思源黑体 CN Normal" w:hAnsi="思源黑体 CN Normal"/>
-          <w:sz w:val="16"/>
-          <w:szCs w:val="16"/>
-        </w:rPr>
-        <w:t>2.2023)[</w:t>
-      </w:r>
-      <w:proofErr w:type="gramEnd"/>
-      <w:r>
-        <w:rPr>
-          <w:rFonts w:ascii="思源黑体 CN Normal" w:eastAsia="思源黑体 CN Normal" w:hAnsi="思源黑体 CN Normal"/>
-          <w:sz w:val="16"/>
-          <w:szCs w:val="16"/>
-        </w:rPr>
-        <w:t>EB/OL]. http://www.nccn.org</w:t>
+        <w:t>NCCN Clinical Practice Guidelines in Oncology-Ovarian Cancer Including Fallopian Tube Cancer and Primary Peritoneal Cancer. (version 2.2023)[EB/OL]. http://www.nccn.org</w:t>
       </w:r>
     </w:p>
     <w:p>
@@ -31017,25 +29191,7 @@
           <w:sz w:val="16"/>
           <w:szCs w:val="16"/>
         </w:rPr>
-        <w:t xml:space="preserve">NCCN Clinical Practice Guidelines in Oncology-Breast Cancer. (version </w:t>
-      </w:r>
-      <w:proofErr w:type="gramStart"/>
-      <w:r>
-        <w:rPr>
-          <w:rFonts w:ascii="思源黑体 CN Normal" w:eastAsia="思源黑体 CN Normal" w:hAnsi="思源黑体 CN Normal"/>
-          <w:sz w:val="16"/>
-          <w:szCs w:val="16"/>
-        </w:rPr>
-        <w:t>4.2023)[</w:t>
-      </w:r>
-      <w:proofErr w:type="gramEnd"/>
-      <w:r>
-        <w:rPr>
-          <w:rFonts w:ascii="思源黑体 CN Normal" w:eastAsia="思源黑体 CN Normal" w:hAnsi="思源黑体 CN Normal"/>
-          <w:sz w:val="16"/>
-          <w:szCs w:val="16"/>
-        </w:rPr>
-        <w:t>EB/OL]. http://www.nccn.org</w:t>
+        <w:t>NCCN Clinical Practice Guidelines in Oncology-Breast Cancer. (version 4.2023)[EB/OL]. http://www.nccn.org</w:t>
       </w:r>
     </w:p>
     <w:p>
@@ -31058,25 +29214,7 @@
           <w:sz w:val="16"/>
           <w:szCs w:val="16"/>
         </w:rPr>
-        <w:t xml:space="preserve">NCCN Clinical Practice Guidelines in Oncology-Prostate Cancer. (version </w:t>
-      </w:r>
-      <w:proofErr w:type="gramStart"/>
-      <w:r>
-        <w:rPr>
-          <w:rFonts w:ascii="思源黑体 CN Normal" w:eastAsia="思源黑体 CN Normal" w:hAnsi="思源黑体 CN Normal"/>
-          <w:sz w:val="16"/>
-          <w:szCs w:val="16"/>
-        </w:rPr>
-        <w:t>4.2023)[</w:t>
-      </w:r>
-      <w:proofErr w:type="gramEnd"/>
-      <w:r>
-        <w:rPr>
-          <w:rFonts w:ascii="思源黑体 CN Normal" w:eastAsia="思源黑体 CN Normal" w:hAnsi="思源黑体 CN Normal"/>
-          <w:sz w:val="16"/>
-          <w:szCs w:val="16"/>
-        </w:rPr>
-        <w:t>EB/OL]. http://www.nccn.org</w:t>
+        <w:t>NCCN Clinical Practice Guidelines in Oncology-Prostate Cancer. (version 4.2023)[EB/OL]. http://www.nccn.org</w:t>
       </w:r>
     </w:p>
     <w:p>
@@ -31099,25 +29237,7 @@
           <w:sz w:val="16"/>
           <w:szCs w:val="16"/>
         </w:rPr>
-        <w:t xml:space="preserve">NCCN Clinical Practice Guidelines in Oncology-Pancreatic Adenocarcinoma. (version </w:t>
-      </w:r>
-      <w:proofErr w:type="gramStart"/>
-      <w:r>
-        <w:rPr>
-          <w:rFonts w:ascii="思源黑体 CN Normal" w:eastAsia="思源黑体 CN Normal" w:hAnsi="思源黑体 CN Normal"/>
-          <w:sz w:val="16"/>
-          <w:szCs w:val="16"/>
-        </w:rPr>
-        <w:t>2.2023)[</w:t>
-      </w:r>
-      <w:proofErr w:type="gramEnd"/>
-      <w:r>
-        <w:rPr>
-          <w:rFonts w:ascii="思源黑体 CN Normal" w:eastAsia="思源黑体 CN Normal" w:hAnsi="思源黑体 CN Normal"/>
-          <w:sz w:val="16"/>
-          <w:szCs w:val="16"/>
-        </w:rPr>
-        <w:t>EB/OL]. http://www.nccn.org</w:t>
+        <w:t>NCCN Clinical Practice Guidelines in Oncology-Pancreatic Adenocarcinoma. (version 2.2023)[EB/OL]. http://www.nccn.org</w:t>
       </w:r>
     </w:p>
     <w:p>
@@ -31171,241 +29291,7 @@
           <w:sz w:val="16"/>
           <w:szCs w:val="16"/>
         </w:rPr>
-        <w:t xml:space="preserve">, 沈亦平, 邬玲仟, 陈少科, 陈子江, 方向东, </w:t>
-      </w:r>
-      <w:proofErr w:type="gramStart"/>
-      <w:r>
-        <w:rPr>
-          <w:rFonts w:ascii="思源黑体 CN Normal" w:eastAsia="思源黑体 CN Normal" w:hAnsi="思源黑体 CN Normal"/>
-          <w:sz w:val="16"/>
-          <w:szCs w:val="16"/>
-        </w:rPr>
-        <w:t>傅松滨</w:t>
-      </w:r>
-      <w:proofErr w:type="gramEnd"/>
-      <w:r>
-        <w:rPr>
-          <w:rFonts w:ascii="思源黑体 CN Normal" w:eastAsia="思源黑体 CN Normal" w:hAnsi="思源黑体 CN Normal"/>
-          <w:sz w:val="16"/>
-          <w:szCs w:val="16"/>
-        </w:rPr>
-        <w:t xml:space="preserve">, 龚瑶琴, 黄国英, </w:t>
-      </w:r>
-      <w:proofErr w:type="gramStart"/>
-      <w:r>
-        <w:rPr>
-          <w:rFonts w:ascii="思源黑体 CN Normal" w:eastAsia="思源黑体 CN Normal" w:hAnsi="思源黑体 CN Normal"/>
-          <w:sz w:val="16"/>
-          <w:szCs w:val="16"/>
-        </w:rPr>
-        <w:t>黄国宁</w:t>
-      </w:r>
-      <w:proofErr w:type="gramEnd"/>
-      <w:r>
-        <w:rPr>
-          <w:rFonts w:ascii="思源黑体 CN Normal" w:eastAsia="思源黑体 CN Normal" w:hAnsi="思源黑体 CN Normal"/>
-          <w:sz w:val="16"/>
-          <w:szCs w:val="16"/>
-        </w:rPr>
-        <w:t xml:space="preserve">, </w:t>
-      </w:r>
-      <w:proofErr w:type="gramStart"/>
-      <w:r>
-        <w:rPr>
-          <w:rFonts w:ascii="思源黑体 CN Normal" w:eastAsia="思源黑体 CN Normal" w:hAnsi="思源黑体 CN Normal"/>
-          <w:sz w:val="16"/>
-          <w:szCs w:val="16"/>
-        </w:rPr>
-        <w:t>黄荷凤</w:t>
-      </w:r>
-      <w:proofErr w:type="gramEnd"/>
-      <w:r>
-        <w:rPr>
-          <w:rFonts w:ascii="思源黑体 CN Normal" w:eastAsia="思源黑体 CN Normal" w:hAnsi="思源黑体 CN Normal"/>
-          <w:sz w:val="16"/>
-          <w:szCs w:val="16"/>
-        </w:rPr>
-        <w:t xml:space="preserve">, 黄山, 郝晓柯 12, 冀小平, 李红, 梁波, 廖灿, </w:t>
-      </w:r>
-      <w:proofErr w:type="gramStart"/>
-      <w:r>
-        <w:rPr>
-          <w:rFonts w:ascii="思源黑体 CN Normal" w:eastAsia="思源黑体 CN Normal" w:hAnsi="思源黑体 CN Normal"/>
-          <w:sz w:val="16"/>
-          <w:szCs w:val="16"/>
-        </w:rPr>
-        <w:t>乔杰</w:t>
-      </w:r>
-      <w:proofErr w:type="gramEnd"/>
-      <w:r>
-        <w:rPr>
-          <w:rFonts w:ascii="思源黑体 CN Normal" w:eastAsia="思源黑体 CN Normal" w:hAnsi="思源黑体 CN Normal"/>
-          <w:sz w:val="16"/>
-          <w:szCs w:val="16"/>
-        </w:rPr>
-        <w:t xml:space="preserve">, </w:t>
-      </w:r>
-      <w:proofErr w:type="gramStart"/>
-      <w:r>
-        <w:rPr>
-          <w:rFonts w:ascii="思源黑体 CN Normal" w:eastAsia="思源黑体 CN Normal" w:hAnsi="思源黑体 CN Normal"/>
-          <w:sz w:val="16"/>
-          <w:szCs w:val="16"/>
-        </w:rPr>
-        <w:t>苏海翔</w:t>
-      </w:r>
-      <w:proofErr w:type="gramEnd"/>
-      <w:r>
-        <w:rPr>
-          <w:rFonts w:ascii="思源黑体 CN Normal" w:eastAsia="思源黑体 CN Normal" w:hAnsi="思源黑体 CN Normal"/>
-          <w:sz w:val="16"/>
-          <w:szCs w:val="16"/>
-        </w:rPr>
-        <w:t>, 魏军, 王磊, 王树玉, 王晓红, 邢清和, 徐湘民, 袁慧军, 杨正林, 周从容, 周文</w:t>
-      </w:r>
-      <w:proofErr w:type="gramStart"/>
-      <w:r>
-        <w:rPr>
-          <w:rFonts w:ascii="思源黑体 CN Normal" w:eastAsia="思源黑体 CN Normal" w:hAnsi="思源黑体 CN Normal"/>
-          <w:sz w:val="16"/>
-          <w:szCs w:val="16"/>
-        </w:rPr>
-        <w:t>浩</w:t>
-      </w:r>
-      <w:proofErr w:type="gramEnd"/>
-      <w:r>
-        <w:rPr>
-          <w:rFonts w:ascii="思源黑体 CN Normal" w:eastAsia="思源黑体 CN Normal" w:hAnsi="思源黑体 CN Normal"/>
-          <w:sz w:val="16"/>
-          <w:szCs w:val="16"/>
-        </w:rPr>
-        <w:t xml:space="preserve">, 曾勇, 张学军, </w:t>
-      </w:r>
-      <w:proofErr w:type="gramStart"/>
-      <w:r>
-        <w:rPr>
-          <w:rFonts w:ascii="思源黑体 CN Normal" w:eastAsia="思源黑体 CN Normal" w:hAnsi="思源黑体 CN Normal"/>
-          <w:sz w:val="16"/>
-          <w:szCs w:val="16"/>
-        </w:rPr>
-        <w:t>黄涛生</w:t>
-      </w:r>
-      <w:proofErr w:type="gramEnd"/>
-      <w:r>
-        <w:rPr>
-          <w:rFonts w:ascii="思源黑体 CN Normal" w:eastAsia="思源黑体 CN Normal" w:hAnsi="思源黑体 CN Normal"/>
-          <w:sz w:val="16"/>
-          <w:szCs w:val="16"/>
-        </w:rPr>
-        <w:t xml:space="preserve">, 郑茜, </w:t>
-      </w:r>
-      <w:proofErr w:type="gramStart"/>
-      <w:r>
-        <w:rPr>
-          <w:rFonts w:ascii="思源黑体 CN Normal" w:eastAsia="思源黑体 CN Normal" w:hAnsi="思源黑体 CN Normal"/>
-          <w:sz w:val="16"/>
-          <w:szCs w:val="16"/>
-        </w:rPr>
-        <w:t>秦胜营</w:t>
-      </w:r>
-      <w:proofErr w:type="gramEnd"/>
-      <w:r>
-        <w:rPr>
-          <w:rFonts w:ascii="思源黑体 CN Normal" w:eastAsia="思源黑体 CN Normal" w:hAnsi="思源黑体 CN Normal"/>
-          <w:sz w:val="16"/>
-          <w:szCs w:val="16"/>
-        </w:rPr>
-        <w:t>, 于</w:t>
-      </w:r>
-      <w:proofErr w:type="gramStart"/>
-      <w:r>
-        <w:rPr>
-          <w:rFonts w:ascii="思源黑体 CN Normal" w:eastAsia="思源黑体 CN Normal" w:hAnsi="思源黑体 CN Normal"/>
-          <w:sz w:val="16"/>
-          <w:szCs w:val="16"/>
-        </w:rPr>
-        <w:t>世</w:t>
-      </w:r>
-      <w:proofErr w:type="gramEnd"/>
-      <w:r>
-        <w:rPr>
-          <w:rFonts w:ascii="思源黑体 CN Normal" w:eastAsia="思源黑体 CN Normal" w:hAnsi="思源黑体 CN Normal"/>
-          <w:sz w:val="16"/>
-          <w:szCs w:val="16"/>
-        </w:rPr>
-        <w:t xml:space="preserve">辉, 关静, 王洪阳, 王大勇, 赵立东, 王慧君, </w:t>
-      </w:r>
-      <w:proofErr w:type="gramStart"/>
-      <w:r>
-        <w:rPr>
-          <w:rFonts w:ascii="思源黑体 CN Normal" w:eastAsia="思源黑体 CN Normal" w:hAnsi="思源黑体 CN Normal"/>
-          <w:sz w:val="16"/>
-          <w:szCs w:val="16"/>
-        </w:rPr>
-        <w:t>孔令印</w:t>
-      </w:r>
-      <w:proofErr w:type="gramEnd"/>
-      <w:r>
-        <w:rPr>
-          <w:rFonts w:ascii="思源黑体 CN Normal" w:eastAsia="思源黑体 CN Normal" w:hAnsi="思源黑体 CN Normal"/>
-          <w:sz w:val="16"/>
-          <w:szCs w:val="16"/>
-        </w:rPr>
-        <w:t xml:space="preserve">, 宣黎明, </w:t>
-      </w:r>
-      <w:proofErr w:type="gramStart"/>
-      <w:r>
-        <w:rPr>
-          <w:rFonts w:ascii="思源黑体 CN Normal" w:eastAsia="思源黑体 CN Normal" w:hAnsi="思源黑体 CN Normal"/>
-          <w:sz w:val="16"/>
-          <w:szCs w:val="16"/>
-        </w:rPr>
-        <w:t>冒燕</w:t>
-      </w:r>
-      <w:proofErr w:type="gramEnd"/>
-      <w:r>
-        <w:rPr>
-          <w:rFonts w:ascii="思源黑体 CN Normal" w:eastAsia="思源黑体 CN Normal" w:hAnsi="思源黑体 CN Normal"/>
-          <w:sz w:val="16"/>
-          <w:szCs w:val="16"/>
-        </w:rPr>
-        <w:t xml:space="preserve">, 祝轶君, </w:t>
-      </w:r>
-      <w:proofErr w:type="gramStart"/>
-      <w:r>
-        <w:rPr>
-          <w:rFonts w:ascii="思源黑体 CN Normal" w:eastAsia="思源黑体 CN Normal" w:hAnsi="思源黑体 CN Normal"/>
-          <w:sz w:val="16"/>
-          <w:szCs w:val="16"/>
-        </w:rPr>
-        <w:t>徐君玲</w:t>
-      </w:r>
-      <w:proofErr w:type="gramEnd"/>
-      <w:r>
-        <w:rPr>
-          <w:rFonts w:ascii="思源黑体 CN Normal" w:eastAsia="思源黑体 CN Normal" w:hAnsi="思源黑体 CN Normal"/>
-          <w:sz w:val="16"/>
-          <w:szCs w:val="16"/>
-        </w:rPr>
-        <w:t>, 王剑青, 王莉, 赵婷, 秦</w:t>
-      </w:r>
-      <w:proofErr w:type="gramStart"/>
-      <w:r>
-        <w:rPr>
-          <w:rFonts w:ascii="思源黑体 CN Normal" w:eastAsia="思源黑体 CN Normal" w:hAnsi="思源黑体 CN Normal"/>
-          <w:sz w:val="16"/>
-          <w:szCs w:val="16"/>
-        </w:rPr>
-        <w:t>一</w:t>
-      </w:r>
-      <w:proofErr w:type="gramEnd"/>
-      <w:r>
-        <w:rPr>
-          <w:rFonts w:ascii="思源黑体 CN Normal" w:eastAsia="思源黑体 CN Normal" w:hAnsi="思源黑体 CN Normal"/>
-          <w:sz w:val="16"/>
-          <w:szCs w:val="16"/>
-        </w:rPr>
-        <w:t>丁, 夏滢颖, 樊丽霞, 赵丁丁, 邱浩, 贺林.  遗传变异分类标准与指南[J]. 中国科学：生命科学, 2017, 47(6): 668-688.</w:t>
+        <w:t>, 沈亦平, 邬玲仟, 陈少科, 陈子江, 方向东, 傅松滨, 龚瑶琴, 黄国英, 黄国宁, 黄荷凤, 黄山, 郝晓柯 12, 冀小平, 李红, 梁波, 廖灿, 乔杰, 苏海翔, 魏军, 王磊, 王树玉, 王晓红, 邢清和, 徐湘民, 袁慧军, 杨正林, 周从容, 周文浩, 曾勇, 张学军, 黄涛生, 郑茜, 秦胜营, 于世辉, 关静, 王洪阳, 王大勇, 赵立东, 王慧君, 孔令印, 宣黎明, 冒燕, 祝轶君, 徐君玲, 王剑青, 王莉, 赵婷, 秦一丁, 夏滢颖, 樊丽霞, 赵丁丁, 邱浩, 贺林.  遗传变异分类标准与指南[J]. 中国科学：生命科学, 2017, 47(6): 668-688.</w:t>
       </w:r>
     </w:p>
     <w:p>
@@ -31428,25 +29314,7 @@
           <w:sz w:val="16"/>
           <w:szCs w:val="16"/>
         </w:rPr>
-        <w:t xml:space="preserve">Li MM, Datto M, </w:t>
-      </w:r>
-      <w:proofErr w:type="spellStart"/>
-      <w:r>
-        <w:rPr>
-          <w:rFonts w:ascii="思源黑体 CN Normal" w:eastAsia="思源黑体 CN Normal" w:hAnsi="思源黑体 CN Normal"/>
-          <w:sz w:val="16"/>
-          <w:szCs w:val="16"/>
-        </w:rPr>
-        <w:t>Duncavage</w:t>
-      </w:r>
-      <w:proofErr w:type="spellEnd"/>
-      <w:r>
-        <w:rPr>
-          <w:rFonts w:ascii="思源黑体 CN Normal" w:eastAsia="思源黑体 CN Normal" w:hAnsi="思源黑体 CN Normal"/>
-          <w:sz w:val="16"/>
-          <w:szCs w:val="16"/>
-        </w:rPr>
-        <w:t xml:space="preserve"> EJ, Kulkarni S, et al. (2017) Standards and Guidelines for the Interpretation and Reporting of Sequence Variants in Cancer: A Joint Consensus Recommendation of the Association for Molecular Pathology American Society of Clinical Oncology, and College of American Pathologists. J Mol Diagn. Jan;19(1):4-23. [PMID: 27993330]</w:t>
+        <w:t>Li MM, Datto M, Duncavage EJ, Kulkarni S, et al. (2017) Standards and Guidelines for the Interpretation and Reporting of Sequence Variants in Cancer: A Joint Consensus Recommendation of the Association for Molecular Pathology American Society of Clinical Oncology, and College of American Pathologists. J Mol Diagn. Jan;19(1):4-23. [PMID: 27993330]</w:t>
       </w:r>
     </w:p>
     <w:p>
@@ -31502,58 +29370,7 @@
           <w:szCs w:val="16"/>
           <w:highlight w:val="cyan"/>
         </w:rPr>
-        <w:t xml:space="preserve">{%p if </w:t>
-      </w:r>
-      <w:proofErr w:type="spellStart"/>
-      <w:r>
-        <w:rPr>
-          <w:rFonts w:ascii="思源黑体 CN Normal" w:eastAsia="思源黑体 CN Normal" w:hAnsi="思源黑体 CN Normal"/>
-          <w:sz w:val="16"/>
-          <w:szCs w:val="16"/>
-          <w:highlight w:val="cyan"/>
-        </w:rPr>
-        <w:t>judge_brca_cnv</w:t>
-      </w:r>
-      <w:proofErr w:type="spellEnd"/>
-      <w:r>
-        <w:rPr>
-          <w:rFonts w:ascii="思源黑体 CN Normal" w:eastAsia="思源黑体 CN Normal" w:hAnsi="思源黑体 CN Normal"/>
-          <w:sz w:val="16"/>
-          <w:szCs w:val="16"/>
-          <w:highlight w:val="cyan"/>
-        </w:rPr>
-        <w:t xml:space="preserve"> == “</w:t>
-      </w:r>
-      <w:proofErr w:type="spellStart"/>
-      <w:proofErr w:type="gramStart"/>
-      <w:r>
-        <w:rPr>
-          <w:rFonts w:ascii="思源黑体 CN Normal" w:eastAsia="思源黑体 CN Normal" w:hAnsi="思源黑体 CN Normal"/>
-          <w:sz w:val="16"/>
-          <w:szCs w:val="16"/>
-          <w:highlight w:val="cyan"/>
-        </w:rPr>
-        <w:t>mlpa</w:t>
-      </w:r>
-      <w:proofErr w:type="spellEnd"/>
-      <w:r>
-        <w:rPr>
-          <w:rFonts w:ascii="思源黑体 CN Normal" w:eastAsia="思源黑体 CN Normal" w:hAnsi="思源黑体 CN Normal"/>
-          <w:sz w:val="16"/>
-          <w:szCs w:val="16"/>
-          <w:highlight w:val="cyan"/>
-        </w:rPr>
-        <w:t>”%</w:t>
-      </w:r>
-      <w:proofErr w:type="gramEnd"/>
-      <w:r>
-        <w:rPr>
-          <w:rFonts w:ascii="思源黑体 CN Normal" w:eastAsia="思源黑体 CN Normal" w:hAnsi="思源黑体 CN Normal"/>
-          <w:sz w:val="16"/>
-          <w:szCs w:val="16"/>
-          <w:highlight w:val="cyan"/>
-        </w:rPr>
-        <w:t>}</w:t>
+        <w:t>{%p if judge_brca_cnv == “mlpa”%}</w:t>
       </w:r>
     </w:p>
     <w:p>
@@ -31576,43 +29393,7 @@
           <w:sz w:val="16"/>
           <w:szCs w:val="16"/>
         </w:rPr>
-        <w:t xml:space="preserve">{%p for a </w:t>
-      </w:r>
-      <w:proofErr w:type="spellStart"/>
-      <w:r>
-        <w:rPr>
-          <w:rFonts w:ascii="思源黑体 CN Normal" w:eastAsia="思源黑体 CN Normal" w:hAnsi="思源黑体 CN Normal"/>
-          <w:sz w:val="16"/>
-          <w:szCs w:val="16"/>
-        </w:rPr>
-        <w:t>in</w:t>
-      </w:r>
-      <w:proofErr w:type="spellEnd"/>
-      <w:r>
-        <w:rPr>
-          <w:rFonts w:ascii="思源黑体 CN Normal" w:eastAsia="思源黑体 CN Normal" w:hAnsi="思源黑体 CN Normal"/>
-          <w:sz w:val="16"/>
-          <w:szCs w:val="16"/>
-        </w:rPr>
-        <w:t xml:space="preserve"> (var_brca.refer.snv_var+var_brca.refer.snv_gene+var_brca.refer.snv_evi + var_</w:t>
-      </w:r>
-      <w:proofErr w:type="gramStart"/>
-      <w:r>
-        <w:rPr>
-          <w:rFonts w:ascii="思源黑体 CN Normal" w:eastAsia="思源黑体 CN Normal" w:hAnsi="思源黑体 CN Normal"/>
-          <w:sz w:val="16"/>
-          <w:szCs w:val="16"/>
-        </w:rPr>
-        <w:t>brca.refer</w:t>
-      </w:r>
-      <w:proofErr w:type="gramEnd"/>
-      <w:r>
-        <w:rPr>
-          <w:rFonts w:ascii="思源黑体 CN Normal" w:eastAsia="思源黑体 CN Normal" w:hAnsi="思源黑体 CN Normal"/>
-          <w:sz w:val="16"/>
-          <w:szCs w:val="16"/>
-        </w:rPr>
-        <w:t>.mlpa_var+var_brca.refer.mlpa_gene+var_brca.refer.mlpa_evi)|unique %}</w:t>
+        <w:t>{%p for a in (var_brca.refer.snv_var+var_brca.refer.snv_gene+var_brca.refer.snv_evi + var_brca.refer.mlpa_var+var_brca.refer.mlpa_gene+var_brca.refer.mlpa_evi)|unique %}</w:t>
       </w:r>
     </w:p>
     <w:p>
@@ -31659,25 +29440,7 @@
           <w:sz w:val="16"/>
           <w:szCs w:val="16"/>
         </w:rPr>
-        <w:t xml:space="preserve">{%p </w:t>
-      </w:r>
-      <w:proofErr w:type="spellStart"/>
-      <w:r>
-        <w:rPr>
-          <w:rFonts w:ascii="思源黑体 CN Normal" w:eastAsia="思源黑体 CN Normal" w:hAnsi="思源黑体 CN Normal"/>
-          <w:sz w:val="16"/>
-          <w:szCs w:val="16"/>
-        </w:rPr>
-        <w:t>endfor</w:t>
-      </w:r>
-      <w:proofErr w:type="spellEnd"/>
-      <w:r>
-        <w:rPr>
-          <w:rFonts w:ascii="思源黑体 CN Normal" w:eastAsia="思源黑体 CN Normal" w:hAnsi="思源黑体 CN Normal"/>
-          <w:sz w:val="16"/>
-          <w:szCs w:val="16"/>
-        </w:rPr>
-        <w:t>%}</w:t>
+        <w:t>{%p endfor%}</w:t>
       </w:r>
     </w:p>
     <w:p>
@@ -31725,43 +29488,7 @@
           <w:sz w:val="16"/>
           <w:szCs w:val="16"/>
         </w:rPr>
-        <w:t xml:space="preserve">{%p for a </w:t>
-      </w:r>
-      <w:proofErr w:type="spellStart"/>
-      <w:r>
-        <w:rPr>
-          <w:rFonts w:ascii="思源黑体 CN Normal" w:eastAsia="思源黑体 CN Normal" w:hAnsi="思源黑体 CN Normal"/>
-          <w:sz w:val="16"/>
-          <w:szCs w:val="16"/>
-        </w:rPr>
-        <w:t>in</w:t>
-      </w:r>
-      <w:proofErr w:type="spellEnd"/>
-      <w:r>
-        <w:rPr>
-          <w:rFonts w:ascii="思源黑体 CN Normal" w:eastAsia="思源黑体 CN Normal" w:hAnsi="思源黑体 CN Normal"/>
-          <w:sz w:val="16"/>
-          <w:szCs w:val="16"/>
-        </w:rPr>
-        <w:t xml:space="preserve"> (var_brca.refer.snv_var+var_brca.refer.snv_gene+var_brca.refer.snv_evi + var_</w:t>
-      </w:r>
-      <w:proofErr w:type="gramStart"/>
-      <w:r>
-        <w:rPr>
-          <w:rFonts w:ascii="思源黑体 CN Normal" w:eastAsia="思源黑体 CN Normal" w:hAnsi="思源黑体 CN Normal"/>
-          <w:sz w:val="16"/>
-          <w:szCs w:val="16"/>
-        </w:rPr>
-        <w:t>brca.refer</w:t>
-      </w:r>
-      <w:proofErr w:type="gramEnd"/>
-      <w:r>
-        <w:rPr>
-          <w:rFonts w:ascii="思源黑体 CN Normal" w:eastAsia="思源黑体 CN Normal" w:hAnsi="思源黑体 CN Normal"/>
-          <w:sz w:val="16"/>
-          <w:szCs w:val="16"/>
-        </w:rPr>
-        <w:t>.gcnv_var+var_brca.refer.gcnv_gene+var_brca.refer.gcnv_evi)|unique %}</w:t>
+        <w:t>{%p for a in (var_brca.refer.snv_var+var_brca.refer.snv_gene+var_brca.refer.snv_evi + var_brca.refer.gcnv_var+var_brca.refer.gcnv_gene+var_brca.refer.gcnv_evi)|unique %}</w:t>
       </w:r>
     </w:p>
     <w:p>
@@ -31807,25 +29534,7 @@
           <w:sz w:val="16"/>
           <w:szCs w:val="16"/>
         </w:rPr>
-        <w:t xml:space="preserve">{%p </w:t>
-      </w:r>
-      <w:proofErr w:type="spellStart"/>
-      <w:r>
-        <w:rPr>
-          <w:rFonts w:ascii="思源黑体 CN Normal" w:eastAsia="思源黑体 CN Normal" w:hAnsi="思源黑体 CN Normal"/>
-          <w:sz w:val="16"/>
-          <w:szCs w:val="16"/>
-        </w:rPr>
-        <w:t>endfor</w:t>
-      </w:r>
-      <w:proofErr w:type="spellEnd"/>
-      <w:r>
-        <w:rPr>
-          <w:rFonts w:ascii="思源黑体 CN Normal" w:eastAsia="思源黑体 CN Normal" w:hAnsi="思源黑体 CN Normal"/>
-          <w:sz w:val="16"/>
-          <w:szCs w:val="16"/>
-        </w:rPr>
-        <w:t>%}</w:t>
+        <w:t>{%p endfor%}</w:t>
       </w:r>
     </w:p>
     <w:p>
@@ -31870,51 +29579,7 @@
           <w:szCs w:val="13"/>
           <w:highlight w:val="magenta"/>
         </w:rPr>
-        <w:t xml:space="preserve">{{r </w:t>
-      </w:r>
-      <w:proofErr w:type="spellStart"/>
-      <w:r>
-        <w:rPr>
-          <w:rFonts w:ascii="思源黑体 CN Light" w:eastAsia="思源黑体 CN Light" w:hAnsi="思源黑体 CN Light"/>
-          <w:color w:val="595959" w:themeColor="text1" w:themeTint="A6"/>
-          <w:sz w:val="13"/>
-          <w:szCs w:val="13"/>
-          <w:highlight w:val="magenta"/>
-        </w:rPr>
-        <w:t>page_</w:t>
-      </w:r>
-      <w:proofErr w:type="gramStart"/>
-      <w:r>
-        <w:rPr>
-          <w:rFonts w:ascii="思源黑体 CN Light" w:eastAsia="思源黑体 CN Light" w:hAnsi="思源黑体 CN Light"/>
-          <w:color w:val="595959" w:themeColor="text1" w:themeTint="A6"/>
-          <w:sz w:val="13"/>
-          <w:szCs w:val="13"/>
-          <w:highlight w:val="magenta"/>
-        </w:rPr>
-        <w:t>break</w:t>
-      </w:r>
-      <w:proofErr w:type="spellEnd"/>
-      <w:r>
-        <w:rPr>
-          <w:rFonts w:ascii="思源黑体 CN Light" w:eastAsia="思源黑体 CN Light" w:hAnsi="思源黑体 CN Light"/>
-          <w:color w:val="595959" w:themeColor="text1" w:themeTint="A6"/>
-          <w:sz w:val="13"/>
-          <w:szCs w:val="13"/>
-          <w:highlight w:val="magenta"/>
-        </w:rPr>
-        <w:t xml:space="preserve"> }</w:t>
-      </w:r>
-      <w:proofErr w:type="gramEnd"/>
-      <w:r>
-        <w:rPr>
-          <w:rFonts w:ascii="思源黑体 CN Light" w:eastAsia="思源黑体 CN Light" w:hAnsi="思源黑体 CN Light"/>
-          <w:color w:val="595959" w:themeColor="text1" w:themeTint="A6"/>
-          <w:sz w:val="13"/>
-          <w:szCs w:val="13"/>
-          <w:highlight w:val="magenta"/>
-        </w:rPr>
-        <w:t>}</w:t>
+        <w:t>{{r page_break }}</w:t>
       </w:r>
     </w:p>
     <w:p>
@@ -31996,7 +29661,7 @@
       </w:r>
     </w:p>
     <w:sectPr>
-      <w:footerReference w:type="default" r:id="rId18"/>
+      <w:footerReference w:type="default" r:id="rId13"/>
       <w:pgSz w:w="11906" w:h="16838"/>
       <w:pgMar w:top="1361" w:right="782" w:bottom="567" w:left="782" w:header="567" w:footer="567" w:gutter="0"/>
       <w:pgNumType w:start="1"/>
@@ -32031,36 +29696,6 @@
   <w:p>
     <w:pPr>
       <w:pStyle w:val="a5"/>
-    </w:pPr>
-  </w:p>
-</w:ftr>
-</file>
-
-<file path=word/footer2.xml><?xml version="1.0" encoding="utf-8"?>
-<w:ftr xmlns:wpc="http://schemas.microsoft.com/office/word/2010/wordprocessingCanvas" xmlns:cx="http://schemas.microsoft.com/office/drawing/2014/chartex" xmlns:cx1="http://schemas.microsoft.com/office/drawing/2015/9/8/chartex" xmlns:cx2="http://schemas.microsoft.com/office/drawing/2015/10/21/chartex" xmlns:cx3="http://schemas.microsoft.com/office/drawing/2016/5/9/chartex" xmlns:cx4="http://schemas.microsoft.com/office/drawing/2016/5/10/chartex" xmlns:cx5="http://schemas.microsoft.com/office/drawing/2016/5/11/chartex" xmlns:cx6="http://schemas.microsoft.com/office/drawing/2016/5/12/chartex" xmlns:cx7="http://schemas.microsoft.com/office/drawing/2016/5/13/chartex" xmlns:cx8="http://schemas.microsoft.com/office/drawing/2016/5/14/chartex" xmlns:mc="http://schemas.openxmlformats.org/markup-compatibility/2006" xmlns:aink="http://schemas.microsoft.com/office/drawing/2016/ink" xmlns:am3d="http://schemas.microsoft.com/office/drawing/2017/model3d" xmlns:o="urn:schemas-microsoft-com:office:office" xmlns:r="http://schemas.openxmlformats.org/officeDocument/2006/relationships" xmlns:m="http://schemas.openxmlformats.org/officeDocument/2006/math" xmlns:v="urn:schemas-microsoft-com:vml" xmlns:wp14="http://schemas.microsoft.com/office/word/2010/wordprocessingDrawing" xmlns:wp="http://schemas.openxmlformats.org/drawingml/2006/wordprocessingDrawing" xmlns:w10="urn:schemas-microsoft-com:office:word" xmlns:w="http://schemas.openxmlformats.org/wordprocessingml/2006/main" xmlns:w14="http://schemas.microsoft.com/office/word/2010/wordml" xmlns:w15="http://schemas.microsoft.com/office/word/2012/wordml" xmlns:w16cex="http://schemas.microsoft.com/office/word/2018/wordml/cex" xmlns:w16cid="http://schemas.microsoft.com/office/word/2016/wordml/cid" xmlns:w16="http://schemas.microsoft.com/office/word/2018/wordml" xmlns:w16sdtdh="http://schemas.microsoft.com/office/word/2020/wordml/sdtdatahash" xmlns:w16se="http://schemas.microsoft.com/office/word/2015/wordml/symex" xmlns:wpg="http://schemas.microsoft.com/office/word/2010/wordprocessingGroup" xmlns:wpi="http://schemas.microsoft.com/office/word/2010/wordprocessingInk" xmlns:wne="http://schemas.microsoft.com/office/word/2006/wordml" xmlns:wps="http://schemas.microsoft.com/office/word/2010/wordprocessingShape" mc:Ignorable="w14 w15 w16se w16cid w16 w16cex w16sdtdh wp14">
-  <w:p>
-    <w:pPr>
-      <w:pStyle w:val="a5"/>
-    </w:pPr>
-  </w:p>
-</w:ftr>
-</file>
-
-<file path=word/footer3.xml><?xml version="1.0" encoding="utf-8"?>
-<w:ftr xmlns:wpc="http://schemas.microsoft.com/office/word/2010/wordprocessingCanvas" xmlns:cx="http://schemas.microsoft.com/office/drawing/2014/chartex" xmlns:cx1="http://schemas.microsoft.com/office/drawing/2015/9/8/chartex" xmlns:cx2="http://schemas.microsoft.com/office/drawing/2015/10/21/chartex" xmlns:cx3="http://schemas.microsoft.com/office/drawing/2016/5/9/chartex" xmlns:cx4="http://schemas.microsoft.com/office/drawing/2016/5/10/chartex" xmlns:cx5="http://schemas.microsoft.com/office/drawing/2016/5/11/chartex" xmlns:cx6="http://schemas.microsoft.com/office/drawing/2016/5/12/chartex" xmlns:cx7="http://schemas.microsoft.com/office/drawing/2016/5/13/chartex" xmlns:cx8="http://schemas.microsoft.com/office/drawing/2016/5/14/chartex" xmlns:mc="http://schemas.openxmlformats.org/markup-compatibility/2006" xmlns:aink="http://schemas.microsoft.com/office/drawing/2016/ink" xmlns:am3d="http://schemas.microsoft.com/office/drawing/2017/model3d" xmlns:o="urn:schemas-microsoft-com:office:office" xmlns:r="http://schemas.openxmlformats.org/officeDocument/2006/relationships" xmlns:m="http://schemas.openxmlformats.org/officeDocument/2006/math" xmlns:v="urn:schemas-microsoft-com:vml" xmlns:wp14="http://schemas.microsoft.com/office/word/2010/wordprocessingDrawing" xmlns:wp="http://schemas.openxmlformats.org/drawingml/2006/wordprocessingDrawing" xmlns:w10="urn:schemas-microsoft-com:office:word" xmlns:w="http://schemas.openxmlformats.org/wordprocessingml/2006/main" xmlns:w14="http://schemas.microsoft.com/office/word/2010/wordml" xmlns:w15="http://schemas.microsoft.com/office/word/2012/wordml" xmlns:w16cex="http://schemas.microsoft.com/office/word/2018/wordml/cex" xmlns:w16cid="http://schemas.microsoft.com/office/word/2016/wordml/cid" xmlns:w16="http://schemas.microsoft.com/office/word/2018/wordml" xmlns:w16sdtdh="http://schemas.microsoft.com/office/word/2020/wordml/sdtdatahash" xmlns:w16se="http://schemas.microsoft.com/office/word/2015/wordml/symex" xmlns:wpg="http://schemas.microsoft.com/office/word/2010/wordprocessingGroup" xmlns:wpi="http://schemas.microsoft.com/office/word/2010/wordprocessingInk" xmlns:wne="http://schemas.microsoft.com/office/word/2006/wordml" xmlns:wps="http://schemas.microsoft.com/office/word/2010/wordprocessingShape" mc:Ignorable="w14 w15 w16se w16cid w16 w16cex w16sdtdh wp14">
-  <w:p>
-    <w:pPr>
-      <w:pStyle w:val="a5"/>
-    </w:pPr>
-  </w:p>
-</w:ftr>
-</file>
-
-<file path=word/footer4.xml><?xml version="1.0" encoding="utf-8"?>
-<w:ftr xmlns:wpc="http://schemas.microsoft.com/office/word/2010/wordprocessingCanvas" xmlns:cx="http://schemas.microsoft.com/office/drawing/2014/chartex" xmlns:cx1="http://schemas.microsoft.com/office/drawing/2015/9/8/chartex" xmlns:cx2="http://schemas.microsoft.com/office/drawing/2015/10/21/chartex" xmlns:cx3="http://schemas.microsoft.com/office/drawing/2016/5/9/chartex" xmlns:cx4="http://schemas.microsoft.com/office/drawing/2016/5/10/chartex" xmlns:cx5="http://schemas.microsoft.com/office/drawing/2016/5/11/chartex" xmlns:cx6="http://schemas.microsoft.com/office/drawing/2016/5/12/chartex" xmlns:cx7="http://schemas.microsoft.com/office/drawing/2016/5/13/chartex" xmlns:cx8="http://schemas.microsoft.com/office/drawing/2016/5/14/chartex" xmlns:mc="http://schemas.openxmlformats.org/markup-compatibility/2006" xmlns:aink="http://schemas.microsoft.com/office/drawing/2016/ink" xmlns:am3d="http://schemas.microsoft.com/office/drawing/2017/model3d" xmlns:o="urn:schemas-microsoft-com:office:office" xmlns:r="http://schemas.openxmlformats.org/officeDocument/2006/relationships" xmlns:m="http://schemas.openxmlformats.org/officeDocument/2006/math" xmlns:v="urn:schemas-microsoft-com:vml" xmlns:wp14="http://schemas.microsoft.com/office/word/2010/wordprocessingDrawing" xmlns:wp="http://schemas.openxmlformats.org/drawingml/2006/wordprocessingDrawing" xmlns:w10="urn:schemas-microsoft-com:office:word" xmlns:w="http://schemas.openxmlformats.org/wordprocessingml/2006/main" xmlns:w14="http://schemas.microsoft.com/office/word/2010/wordml" xmlns:w15="http://schemas.microsoft.com/office/word/2012/wordml" xmlns:w16cex="http://schemas.microsoft.com/office/word/2018/wordml/cex" xmlns:w16cid="http://schemas.microsoft.com/office/word/2016/wordml/cid" xmlns:w16="http://schemas.microsoft.com/office/word/2018/wordml" xmlns:w16sdtdh="http://schemas.microsoft.com/office/word/2020/wordml/sdtdatahash" xmlns:w16se="http://schemas.microsoft.com/office/word/2015/wordml/symex" xmlns:wpg="http://schemas.microsoft.com/office/word/2010/wordprocessingGroup" xmlns:wpi="http://schemas.microsoft.com/office/word/2010/wordprocessingInk" xmlns:wne="http://schemas.microsoft.com/office/word/2006/wordml" xmlns:wps="http://schemas.microsoft.com/office/word/2010/wordprocessingShape" mc:Ignorable="w14 w15 w16se w16cid w16 w16cex w16sdtdh wp14">
-  <w:p>
-    <w:pPr>
-      <w:pStyle w:val="a5"/>
       <w:ind w:right="180"/>
       <w:jc w:val="both"/>
       <w:rPr>
@@ -32071,7 +29706,7 @@
 </w:ftr>
 </file>
 
-<file path=word/footer5.xml><?xml version="1.0" encoding="utf-8"?>
+<file path=word/footer2.xml><?xml version="1.0" encoding="utf-8"?>
 <w:ftr xmlns:wpc="http://schemas.microsoft.com/office/word/2010/wordprocessingCanvas" xmlns:cx="http://schemas.microsoft.com/office/drawing/2014/chartex" xmlns:cx1="http://schemas.microsoft.com/office/drawing/2015/9/8/chartex" xmlns:cx2="http://schemas.microsoft.com/office/drawing/2015/10/21/chartex" xmlns:cx3="http://schemas.microsoft.com/office/drawing/2016/5/9/chartex" xmlns:cx4="http://schemas.microsoft.com/office/drawing/2016/5/10/chartex" xmlns:cx5="http://schemas.microsoft.com/office/drawing/2016/5/11/chartex" xmlns:cx6="http://schemas.microsoft.com/office/drawing/2016/5/12/chartex" xmlns:cx7="http://schemas.microsoft.com/office/drawing/2016/5/13/chartex" xmlns:cx8="http://schemas.microsoft.com/office/drawing/2016/5/14/chartex" xmlns:mc="http://schemas.openxmlformats.org/markup-compatibility/2006" xmlns:aink="http://schemas.microsoft.com/office/drawing/2016/ink" xmlns:am3d="http://schemas.microsoft.com/office/drawing/2017/model3d" xmlns:o="urn:schemas-microsoft-com:office:office" xmlns:r="http://schemas.openxmlformats.org/officeDocument/2006/relationships" xmlns:m="http://schemas.openxmlformats.org/officeDocument/2006/math" xmlns:v="urn:schemas-microsoft-com:vml" xmlns:wp14="http://schemas.microsoft.com/office/word/2010/wordprocessingDrawing" xmlns:wp="http://schemas.openxmlformats.org/drawingml/2006/wordprocessingDrawing" xmlns:w10="urn:schemas-microsoft-com:office:word" xmlns:w="http://schemas.openxmlformats.org/wordprocessingml/2006/main" xmlns:w14="http://schemas.microsoft.com/office/word/2010/wordml" xmlns:w15="http://schemas.microsoft.com/office/word/2012/wordml" xmlns:w16cex="http://schemas.microsoft.com/office/word/2018/wordml/cex" xmlns:w16cid="http://schemas.microsoft.com/office/word/2016/wordml/cid" xmlns:w16="http://schemas.microsoft.com/office/word/2018/wordml" xmlns:w16sdtdh="http://schemas.microsoft.com/office/word/2020/wordml/sdtdatahash" xmlns:w16se="http://schemas.microsoft.com/office/word/2015/wordml/symex" xmlns:wpg="http://schemas.microsoft.com/office/word/2010/wordprocessingGroup" xmlns:wpi="http://schemas.microsoft.com/office/word/2010/wordprocessingInk" xmlns:wne="http://schemas.microsoft.com/office/word/2006/wordml" xmlns:wps="http://schemas.microsoft.com/office/word/2010/wordprocessingShape" mc:Ignorable="w14 w15 w16se w16cid w16 w16cex w16sdtdh wp14">
   <w:sdt>
     <w:sdtPr>
@@ -32119,17 +29754,7 @@
                   <w:t>{%p</w:t>
                 </w:r>
                 <w:r>
-                  <w:t xml:space="preserve"> if </w:t>
-                </w:r>
-                <w:proofErr w:type="spellStart"/>
-                <w:proofErr w:type="gramStart"/>
-                <w:r>
-                  <w:t>sample.locate</w:t>
-                </w:r>
-                <w:proofErr w:type="spellEnd"/>
-                <w:proofErr w:type="gramEnd"/>
-                <w:r>
-                  <w:t>==”XM”</w:t>
+                  <w:t xml:space="preserve"> if sample.locate==”XM”</w:t>
                 </w:r>
                 <w:r>
                   <w:rPr>
@@ -32175,25 +29800,7 @@
                     <w:sz w:val="15"/>
                     <w:szCs w:val="15"/>
                   </w:rPr>
-                  <w:t>地址：厦门市湖里区火炬东路11号创业</w:t>
-                </w:r>
-                <w:proofErr w:type="gramStart"/>
-                <w:r>
-                  <w:rPr>
-                    <w:rFonts w:ascii="思源黑体 CN Normal" w:eastAsia="思源黑体 CN Normal" w:hAnsi="思源黑体 CN Normal" w:hint="eastAsia"/>
-                    <w:sz w:val="15"/>
-                    <w:szCs w:val="15"/>
-                  </w:rPr>
-                  <w:t>园诚业楼</w:t>
-                </w:r>
-                <w:proofErr w:type="gramEnd"/>
-                <w:r>
-                  <w:rPr>
-                    <w:rFonts w:ascii="思源黑体 CN Normal" w:eastAsia="思源黑体 CN Normal" w:hAnsi="思源黑体 CN Normal" w:hint="eastAsia"/>
-                    <w:sz w:val="15"/>
-                    <w:szCs w:val="15"/>
-                  </w:rPr>
-                  <w:t xml:space="preserve">6楼 </w:t>
+                  <w:t xml:space="preserve">地址：厦门市湖里区火炬东路11号创业园诚业楼6楼 </w:t>
                 </w:r>
                 <w:r>
                   <w:rPr>
@@ -32465,25 +30072,7 @@
                     <w:sz w:val="15"/>
                     <w:szCs w:val="15"/>
                   </w:rPr>
-                  <w:t>地址：上海市</w:t>
-                </w:r>
-                <w:proofErr w:type="gramStart"/>
-                <w:r>
-                  <w:rPr>
-                    <w:rFonts w:ascii="思源黑体 CN Normal" w:eastAsia="思源黑体 CN Normal" w:hAnsi="思源黑体 CN Normal" w:hint="eastAsia"/>
-                    <w:sz w:val="15"/>
-                    <w:szCs w:val="15"/>
-                  </w:rPr>
-                  <w:t>闵行区新骏环路</w:t>
-                </w:r>
-                <w:proofErr w:type="gramEnd"/>
-                <w:r>
-                  <w:rPr>
-                    <w:rFonts w:ascii="思源黑体 CN Normal" w:eastAsia="思源黑体 CN Normal" w:hAnsi="思源黑体 CN Normal" w:hint="eastAsia"/>
-                    <w:sz w:val="15"/>
-                    <w:szCs w:val="15"/>
-                  </w:rPr>
-                  <w:t>1</w:t>
+                  <w:t>地址：上海市闵行区新骏环路1</w:t>
                 </w:r>
                 <w:r>
                   <w:rPr>
@@ -32773,16 +30362,6 @@
   <w:p>
     <w:pPr>
       <w:pStyle w:val="a7"/>
-    </w:pPr>
-  </w:p>
-</w:hdr>
-</file>
-
-<file path=word/header2.xml><?xml version="1.0" encoding="utf-8"?>
-<w:hdr xmlns:wpc="http://schemas.microsoft.com/office/word/2010/wordprocessingCanvas" xmlns:cx="http://schemas.microsoft.com/office/drawing/2014/chartex" xmlns:cx1="http://schemas.microsoft.com/office/drawing/2015/9/8/chartex" xmlns:cx2="http://schemas.microsoft.com/office/drawing/2015/10/21/chartex" xmlns:cx3="http://schemas.microsoft.com/office/drawing/2016/5/9/chartex" xmlns:cx4="http://schemas.microsoft.com/office/drawing/2016/5/10/chartex" xmlns:cx5="http://schemas.microsoft.com/office/drawing/2016/5/11/chartex" xmlns:cx6="http://schemas.microsoft.com/office/drawing/2016/5/12/chartex" xmlns:cx7="http://schemas.microsoft.com/office/drawing/2016/5/13/chartex" xmlns:cx8="http://schemas.microsoft.com/office/drawing/2016/5/14/chartex" xmlns:mc="http://schemas.openxmlformats.org/markup-compatibility/2006" xmlns:aink="http://schemas.microsoft.com/office/drawing/2016/ink" xmlns:am3d="http://schemas.microsoft.com/office/drawing/2017/model3d" xmlns:o="urn:schemas-microsoft-com:office:office" xmlns:r="http://schemas.openxmlformats.org/officeDocument/2006/relationships" xmlns:m="http://schemas.openxmlformats.org/officeDocument/2006/math" xmlns:v="urn:schemas-microsoft-com:vml" xmlns:wp14="http://schemas.microsoft.com/office/word/2010/wordprocessingDrawing" xmlns:wp="http://schemas.openxmlformats.org/drawingml/2006/wordprocessingDrawing" xmlns:w10="urn:schemas-microsoft-com:office:word" xmlns:w="http://schemas.openxmlformats.org/wordprocessingml/2006/main" xmlns:w14="http://schemas.microsoft.com/office/word/2010/wordml" xmlns:w15="http://schemas.microsoft.com/office/word/2012/wordml" xmlns:w16cex="http://schemas.microsoft.com/office/word/2018/wordml/cex" xmlns:w16cid="http://schemas.microsoft.com/office/word/2016/wordml/cid" xmlns:w16="http://schemas.microsoft.com/office/word/2018/wordml" xmlns:w16sdtdh="http://schemas.microsoft.com/office/word/2020/wordml/sdtdatahash" xmlns:w16se="http://schemas.microsoft.com/office/word/2015/wordml/symex" xmlns:wpg="http://schemas.microsoft.com/office/word/2010/wordprocessingGroup" xmlns:wpi="http://schemas.microsoft.com/office/word/2010/wordprocessingInk" xmlns:wne="http://schemas.microsoft.com/office/word/2006/wordml" xmlns:wps="http://schemas.microsoft.com/office/word/2010/wordprocessingShape" mc:Ignorable="w14 w15 w16se w16cid w16 w16cex w16sdtdh wp14">
-  <w:p>
-    <w:pPr>
-      <w:pStyle w:val="a7"/>
       <w:pBdr>
         <w:bottom w:val="none" w:sz="0" w:space="0" w:color="auto"/>
       </w:pBdr>
@@ -32798,17 +30377,7 @@
 </w:hdr>
 </file>
 
-<file path=word/header3.xml><?xml version="1.0" encoding="utf-8"?>
-<w:hdr xmlns:wpc="http://schemas.microsoft.com/office/word/2010/wordprocessingCanvas" xmlns:cx="http://schemas.microsoft.com/office/drawing/2014/chartex" xmlns:cx1="http://schemas.microsoft.com/office/drawing/2015/9/8/chartex" xmlns:cx2="http://schemas.microsoft.com/office/drawing/2015/10/21/chartex" xmlns:cx3="http://schemas.microsoft.com/office/drawing/2016/5/9/chartex" xmlns:cx4="http://schemas.microsoft.com/office/drawing/2016/5/10/chartex" xmlns:cx5="http://schemas.microsoft.com/office/drawing/2016/5/11/chartex" xmlns:cx6="http://schemas.microsoft.com/office/drawing/2016/5/12/chartex" xmlns:cx7="http://schemas.microsoft.com/office/drawing/2016/5/13/chartex" xmlns:cx8="http://schemas.microsoft.com/office/drawing/2016/5/14/chartex" xmlns:mc="http://schemas.openxmlformats.org/markup-compatibility/2006" xmlns:aink="http://schemas.microsoft.com/office/drawing/2016/ink" xmlns:am3d="http://schemas.microsoft.com/office/drawing/2017/model3d" xmlns:o="urn:schemas-microsoft-com:office:office" xmlns:r="http://schemas.openxmlformats.org/officeDocument/2006/relationships" xmlns:m="http://schemas.openxmlformats.org/officeDocument/2006/math" xmlns:v="urn:schemas-microsoft-com:vml" xmlns:wp14="http://schemas.microsoft.com/office/word/2010/wordprocessingDrawing" xmlns:wp="http://schemas.openxmlformats.org/drawingml/2006/wordprocessingDrawing" xmlns:w10="urn:schemas-microsoft-com:office:word" xmlns:w="http://schemas.openxmlformats.org/wordprocessingml/2006/main" xmlns:w14="http://schemas.microsoft.com/office/word/2010/wordml" xmlns:w15="http://schemas.microsoft.com/office/word/2012/wordml" xmlns:w16cex="http://schemas.microsoft.com/office/word/2018/wordml/cex" xmlns:w16cid="http://schemas.microsoft.com/office/word/2016/wordml/cid" xmlns:w16="http://schemas.microsoft.com/office/word/2018/wordml" xmlns:w16sdtdh="http://schemas.microsoft.com/office/word/2020/wordml/sdtdatahash" xmlns:w16se="http://schemas.microsoft.com/office/word/2015/wordml/symex" xmlns:wpg="http://schemas.microsoft.com/office/word/2010/wordprocessingGroup" xmlns:wpi="http://schemas.microsoft.com/office/word/2010/wordprocessingInk" xmlns:wne="http://schemas.microsoft.com/office/word/2006/wordml" xmlns:wps="http://schemas.microsoft.com/office/word/2010/wordprocessingShape" mc:Ignorable="w14 w15 w16se w16cid w16 w16cex w16sdtdh wp14">
-  <w:p>
-    <w:pPr>
-      <w:pStyle w:val="a7"/>
-    </w:pPr>
-  </w:p>
-</w:hdr>
-</file>
-
-<file path=word/header4.xml><?xml version="1.0" encoding="utf-8"?>
+<file path=word/header2.xml><?xml version="1.0" encoding="utf-8"?>
 <w:hdr xmlns:wpc="http://schemas.microsoft.com/office/word/2010/wordprocessingCanvas" xmlns:cx="http://schemas.microsoft.com/office/drawing/2014/chartex" xmlns:cx1="http://schemas.microsoft.com/office/drawing/2015/9/8/chartex" xmlns:cx2="http://schemas.microsoft.com/office/drawing/2015/10/21/chartex" xmlns:cx3="http://schemas.microsoft.com/office/drawing/2016/5/9/chartex" xmlns:cx4="http://schemas.microsoft.com/office/drawing/2016/5/10/chartex" xmlns:cx5="http://schemas.microsoft.com/office/drawing/2016/5/11/chartex" xmlns:cx6="http://schemas.microsoft.com/office/drawing/2016/5/12/chartex" xmlns:cx7="http://schemas.microsoft.com/office/drawing/2016/5/13/chartex" xmlns:cx8="http://schemas.microsoft.com/office/drawing/2016/5/14/chartex" xmlns:mc="http://schemas.openxmlformats.org/markup-compatibility/2006" xmlns:aink="http://schemas.microsoft.com/office/drawing/2016/ink" xmlns:am3d="http://schemas.microsoft.com/office/drawing/2017/model3d" xmlns:o="urn:schemas-microsoft-com:office:office" xmlns:r="http://schemas.openxmlformats.org/officeDocument/2006/relationships" xmlns:m="http://schemas.openxmlformats.org/officeDocument/2006/math" xmlns:v="urn:schemas-microsoft-com:vml" xmlns:wp14="http://schemas.microsoft.com/office/word/2010/wordprocessingDrawing" xmlns:wp="http://schemas.openxmlformats.org/drawingml/2006/wordprocessingDrawing" xmlns:w10="urn:schemas-microsoft-com:office:word" xmlns:w="http://schemas.openxmlformats.org/wordprocessingml/2006/main" xmlns:w14="http://schemas.microsoft.com/office/word/2010/wordml" xmlns:w15="http://schemas.microsoft.com/office/word/2012/wordml" xmlns:w16cex="http://schemas.microsoft.com/office/word/2018/wordml/cex" xmlns:w16cid="http://schemas.microsoft.com/office/word/2016/wordml/cid" xmlns:w16="http://schemas.microsoft.com/office/word/2018/wordml" xmlns:w16sdtdh="http://schemas.microsoft.com/office/word/2020/wordml/sdtdatahash" xmlns:w16se="http://schemas.microsoft.com/office/word/2015/wordml/symex" xmlns:wpg="http://schemas.microsoft.com/office/word/2010/wordprocessingGroup" xmlns:wpi="http://schemas.microsoft.com/office/word/2010/wordprocessingInk" xmlns:wne="http://schemas.microsoft.com/office/word/2006/wordml" xmlns:wps="http://schemas.microsoft.com/office/word/2010/wordprocessingShape" mc:Ignorable="w14 w15 w16se w16cid w16 w16cex w16sdtdh wp14">
   <w:p>
     <w:pPr>
@@ -32934,25 +30503,7 @@
         <w:sz w:val="16"/>
         <w:szCs w:val="16"/>
       </w:rPr>
-      <w:t>{{</w:t>
-    </w:r>
-    <w:proofErr w:type="spellStart"/>
-    <w:r>
-      <w:rPr>
-        <w:rFonts w:ascii="思源黑体 CN Normal" w:eastAsia="思源黑体 CN Normal" w:hAnsi="思源黑体 CN Normal"/>
-        <w:sz w:val="16"/>
-        <w:szCs w:val="16"/>
-      </w:rPr>
-      <w:t>sample.sample_parent_id</w:t>
-    </w:r>
-    <w:proofErr w:type="spellEnd"/>
-    <w:r>
-      <w:rPr>
-        <w:rFonts w:ascii="思源黑体 CN Normal" w:eastAsia="思源黑体 CN Normal" w:hAnsi="思源黑体 CN Normal"/>
-        <w:sz w:val="16"/>
-        <w:szCs w:val="16"/>
-      </w:rPr>
-      <w:t>}}</w:t>
+      <w:t>{{sample.sample_parent_id}}</w:t>
     </w:r>
     <w:r>
       <w:rPr>
@@ -32976,25 +30527,7 @@
         <w:sz w:val="16"/>
         <w:szCs w:val="16"/>
       </w:rPr>
-      <w:t>{{</w:t>
-    </w:r>
-    <w:proofErr w:type="spellStart"/>
-    <w:r>
-      <w:rPr>
-        <w:rFonts w:ascii="思源黑体 CN Normal" w:eastAsia="思源黑体 CN Normal" w:hAnsi="思源黑体 CN Normal"/>
-        <w:sz w:val="16"/>
-        <w:szCs w:val="16"/>
-      </w:rPr>
-      <w:t>sample.patient_name</w:t>
-    </w:r>
-    <w:proofErr w:type="spellEnd"/>
-    <w:r>
-      <w:rPr>
-        <w:rFonts w:ascii="思源黑体 CN Normal" w:eastAsia="思源黑体 CN Normal" w:hAnsi="思源黑体 CN Normal"/>
-        <w:sz w:val="16"/>
-        <w:szCs w:val="16"/>
-      </w:rPr>
-      <w:t>}}</w:t>
+      <w:t>{{sample.patient_name}}</w:t>
     </w:r>
     <w:r>
       <w:rPr>
@@ -33018,25 +30551,7 @@
         <w:sz w:val="16"/>
         <w:szCs w:val="16"/>
       </w:rPr>
-      <w:t>{{</w:t>
-    </w:r>
-    <w:proofErr w:type="spellStart"/>
-    <w:r>
-      <w:rPr>
-        <w:rFonts w:ascii="思源黑体 CN Normal" w:eastAsia="思源黑体 CN Normal" w:hAnsi="思源黑体 CN Normal"/>
-        <w:sz w:val="16"/>
-        <w:szCs w:val="16"/>
-      </w:rPr>
-      <w:t>sample.blood_collection_date</w:t>
-    </w:r>
-    <w:proofErr w:type="spellEnd"/>
-    <w:r>
-      <w:rPr>
-        <w:rFonts w:ascii="思源黑体 CN Normal" w:eastAsia="思源黑体 CN Normal" w:hAnsi="思源黑体 CN Normal"/>
-        <w:sz w:val="16"/>
-        <w:szCs w:val="16"/>
-      </w:rPr>
-      <w:t>}}</w:t>
+      <w:t>{{sample.blood_collection_date}}</w:t>
     </w:r>
     <w:r>
       <w:rPr>
@@ -33052,35 +30567,7 @@
         <w:sz w:val="16"/>
         <w:szCs w:val="16"/>
       </w:rPr>
-      <w:t>{{</w:t>
-    </w:r>
-    <w:proofErr w:type="spellStart"/>
-    <w:proofErr w:type="gramStart"/>
-    <w:r>
-      <w:rPr>
-        <w:rFonts w:ascii="思源黑体 CN Normal" w:eastAsia="思源黑体 CN Normal" w:hAnsi="思源黑体 CN Normal"/>
-        <w:sz w:val="16"/>
-        <w:szCs w:val="16"/>
-      </w:rPr>
-      <w:t>sample.report</w:t>
-    </w:r>
-    <w:proofErr w:type="gramEnd"/>
-    <w:r>
-      <w:rPr>
-        <w:rFonts w:ascii="思源黑体 CN Normal" w:eastAsia="思源黑体 CN Normal" w:hAnsi="思源黑体 CN Normal"/>
-        <w:sz w:val="16"/>
-        <w:szCs w:val="16"/>
-      </w:rPr>
-      <w:t>_date</w:t>
-    </w:r>
-    <w:proofErr w:type="spellEnd"/>
-    <w:r>
-      <w:rPr>
-        <w:rFonts w:ascii="思源黑体 CN Normal" w:eastAsia="思源黑体 CN Normal" w:hAnsi="思源黑体 CN Normal"/>
-        <w:sz w:val="16"/>
-        <w:szCs w:val="16"/>
-      </w:rPr>
-      <w:t>}}</w:t>
+      <w:t>{{sample.report_date}}</w:t>
     </w:r>
     <w:r>
       <w:rPr>
@@ -35149,10 +32636,6 @@
 </file>
 
 <file path=customXml/item1.xml><?xml version="1.0" encoding="utf-8"?>
-<b:Sources xmlns:b="http://schemas.openxmlformats.org/officeDocument/2006/bibliography" xmlns="http://schemas.openxmlformats.org/officeDocument/2006/bibliography" SelectedStyle="\APASixthEditionOfficeOnline.xsl" StyleName="APA" Version="6"/>
-</file>
-
-<file path=customXml/item2.xml><?xml version="1.0" encoding="utf-8"?>
 <s:customData xmlns="http://www.wps.cn/officeDocument/2013/wpsCustomData" xmlns:s="http://www.wps.cn/officeDocument/2013/wpsCustomData">
   <customSectProps>
     <customSectPr/>
@@ -35165,18 +32648,22 @@
 </s:customData>
 </file>
 
+<file path=customXml/item2.xml><?xml version="1.0" encoding="utf-8"?>
+<b:Sources xmlns:b="http://schemas.openxmlformats.org/officeDocument/2006/bibliography" xmlns="http://schemas.openxmlformats.org/officeDocument/2006/bibliography" SelectedStyle="\APASixthEditionOfficeOnline.xsl" StyleName="APA" Version="6"/>
+</file>
+
 <file path=customXml/itemProps1.xml><?xml version="1.0" encoding="utf-8"?>
+<ds:datastoreItem xmlns:ds="http://schemas.openxmlformats.org/officeDocument/2006/customXml" ds:itemID="{B1977F7D-205B-4081-913C-38D41E755F92}">
+  <ds:schemaRefs>
+    <ds:schemaRef ds:uri="http://www.wps.cn/officeDocument/2013/wpsCustomData"/>
+  </ds:schemaRefs>
+</ds:datastoreItem>
+</file>
+
+<file path=customXml/itemProps2.xml><?xml version="1.0" encoding="utf-8"?>
 <ds:datastoreItem xmlns:ds="http://schemas.openxmlformats.org/officeDocument/2006/customXml" ds:itemID="{DAA61F22-4F73-4A8C-BD4E-9CCB05BB2284}">
   <ds:schemaRefs>
     <ds:schemaRef ds:uri="http://schemas.openxmlformats.org/officeDocument/2006/bibliography"/>
   </ds:schemaRefs>
 </ds:datastoreItem>
-</file>
-
-<file path=customXml/itemProps2.xml><?xml version="1.0" encoding="utf-8"?>
-<ds:datastoreItem xmlns:ds="http://schemas.openxmlformats.org/officeDocument/2006/customXml" ds:itemID="{B1977F7D-205B-4081-913C-38D41E755F92}">
-  <ds:schemaRefs>
-    <ds:schemaRef ds:uri="http://www.wps.cn/officeDocument/2013/wpsCustomData"/>
-  </ds:schemaRefs>
-</ds:datastoreItem>
 </file>